--- a/三合一單網頁架機伺服器/操作說明書.docx
+++ b/三合一單網頁架機伺服器/操作說明書.docx
@@ -4,108 +4,163 @@
   <w:body>
     <w:p>
       <w:pPr>
-        <w:spacing w:before="320" w:after="160"/>
+        <w:spacing w:after="200"/>
+        <w:jc w:val="center"/>
       </w:pPr>
       <w:r>
         <w:rPr>
           <w:rFonts w:ascii="Microsoft JhengHei" w:hAnsi="Microsoft JhengHei"/>
           <w:b/>
-          <w:color w:val="1A237E"/>
-          <w:sz w:val="36"/>
+          <w:color w:val="002060"/>
+          <w:sz w:val="44"/>
         </w:rPr>
-        <w:t>三合一單網頁架機伺服器 — 操作說明書</w:t>
+        <w:t>三合一單與單列生產履歷 (Chemical_Lorry)自動產生器</w:t>
+        <w:br/>
+        <w:t>圖文步驟操作手冊 (Illustrated User Manual)</w:t>
       </w:r>
     </w:p>
     <w:p>
       <w:pPr>
-        <w:spacing w:before="60" w:after="60"/>
-        <w:ind w:left="432"/>
+        <w:spacing w:after="300"/>
+        <w:jc w:val="right"/>
       </w:pPr>
       <w:r>
         <w:rPr>
           <w:rFonts w:ascii="Microsoft JhengHei" w:hAnsi="Microsoft JhengHei"/>
           <w:i/>
-          <w:color w:val="555555"/>
+          <w:color w:val="666666"/>
           <w:sz w:val="19"/>
         </w:rPr>
-        <w:t>【系統定位】台積電槽車 Barcode 三合一單與運輸通知表專用架機伺服器</w:t>
+        <w:t>適用對象：現場、排程與物流作業人員 | 最新版本：v3.2 (含 COA 智慧填表、全螢幕防呆遮罩與槽號檔名)</w:t>
       </w:r>
     </w:p>
     <w:p>
       <w:pPr>
-        <w:spacing w:before="60" w:after="60"/>
-        <w:ind w:left="432"/>
-      </w:pPr>
-      <w:r>
-        <w:rPr>
-          <w:rFonts w:ascii="Microsoft JhengHei" w:hAnsi="Microsoft JhengHei"/>
-          <w:i/>
-          <w:color w:val="555555"/>
-          <w:sz w:val="19"/>
-        </w:rPr>
-        <w:t>【GitHub 專案庫】https://github.com/shihwei0809/google-agent/tree/main/三合一單網頁架機伺服器</w:t>
-      </w:r>
-    </w:p>
-    <w:p>
-      <w:pPr>
-        <w:spacing w:before="60" w:after="60"/>
-        <w:ind w:left="432"/>
-      </w:pPr>
-      <w:r>
-        <w:rPr>
-          <w:rFonts w:ascii="Microsoft JhengHei" w:hAnsi="Microsoft JhengHei"/>
-          <w:i/>
-          <w:color w:val="555555"/>
-          <w:sz w:val="19"/>
-        </w:rPr>
-        <w:t>【專案類別】第二類 生產管理與 API 串接 / 台積電槽車專用三合一單系統</w:t>
-      </w:r>
-    </w:p>
-    <w:p>
-      <w:pPr>
-        <w:spacing w:before="80" w:after="80"/>
-      </w:pPr>
-      <w:r>
-        <w:rPr>
-          <w:color w:val="CCCCCC"/>
-        </w:rPr>
-        <w:t>―――――――――――――――――――――――――――――――――――――――――――――</w:t>
-      </w:r>
-    </w:p>
-    <w:p>
-      <w:pPr>
-        <w:spacing w:before="240" w:after="120"/>
+        <w:spacing w:before="280" w:after="120"/>
       </w:pPr>
       <w:r>
         <w:rPr>
           <w:rFonts w:ascii="Microsoft JhengHei" w:hAnsi="Microsoft JhengHei"/>
           <w:b/>
-          <w:color w:val="0D47A1"/>
-          <w:sz w:val="26"/>
+          <w:color w:val="002060"/>
+          <w:sz w:val="30"/>
         </w:rPr>
-        <w:t>【一、系統簡介】</w:t>
+        <w:t>一、 系統簡介與核心特色</w:t>
+      </w:r>
+    </w:p>
+    <w:p>
+      <w:r>
+        <w:rPr>
+          <w:rFonts w:ascii="Microsoft JhengHei" w:hAnsi="Microsoft JhengHei"/>
+        </w:rPr>
+        <w:t>本工具專為物流、排程與現場作業人員設計，提供直觀的桌面圖形介面 (GUI)，能自動完成槽號計算、二維條碼 (QR Code) 重新生成、COA 檢驗截圖自動 OCR 辨識貼入，以及日期時間智慧拆分。</w:t>
       </w:r>
     </w:p>
     <w:p>
       <w:pPr>
-        <w:spacing w:before="60" w:after="80" w:line="276" w:lineRule="auto"/>
+        <w:pStyle w:val="ListBullet"/>
+        <w:spacing w:after="80"/>
       </w:pPr>
       <w:r>
         <w:rPr>
           <w:rFonts w:ascii="Microsoft JhengHei" w:hAnsi="Microsoft JhengHei"/>
+          <w:b/>
+          <w:color w:val="002060"/>
         </w:rPr>
-        <w:t>本系統為鴻勝化學專屬之「台積電槽車 Barcode 三合一單與運輸通知表」單網頁架機伺服器（Web SPA），專為解決廠區現場多台電腦、平板或手機協同架機作業而設計。透過本機 FastAPI 後端與前端直覺介面，現場人員可透過瀏覽器快速匯入排程、上傳 COA 截圖進行智慧辨識裁切、修改到廠時間，並一鍵批量生成符合台積電驗收標準的三合一單（含 QR Code 及高解析 COA 嵌入）與雙色排版之運輸通知表。</w:t>
+        <w:t>1. 獨立三合一單 Excel：</w:t>
+      </w:r>
+      <w:r>
+        <w:rPr>
+          <w:rFonts w:ascii="Microsoft JhengHei" w:hAnsi="Microsoft JhengHei"/>
+        </w:rPr>
+        <w:t>自動讀取對照表轉換長代號，自動根據 10 碼批號計算 3~4 碼槽號與生成 QR Code 圖片。</w:t>
       </w:r>
     </w:p>
     <w:p>
       <w:pPr>
-        <w:spacing w:before="160" w:after="40"/>
+        <w:pStyle w:val="ListBullet"/>
+        <w:spacing w:after="80"/>
+      </w:pPr>
+      <w:r>
+        <w:rPr>
+          <w:rFonts w:ascii="Microsoft JhengHei" w:hAnsi="Microsoft JhengHei"/>
+          <w:b/>
+          <w:color w:val="002060"/>
+        </w:rPr>
+        <w:t>2. 單列生產履歷 (Chemical_Lorry) Excel：</w:t>
+      </w:r>
+      <w:r>
+        <w:rPr>
+          <w:rFonts w:ascii="Microsoft JhengHei" w:hAnsi="Microsoft JhengHei"/>
+        </w:rPr>
+        <w:t>彙整排程卡片，預計時間與修正時間自動拆分，支援紅字加粗與刪除線併排修正卡片。</w:t>
+      </w:r>
+    </w:p>
+    <w:p>
+      <w:pPr>
+        <w:pStyle w:val="ListBullet"/>
+        <w:spacing w:after="80"/>
+      </w:pPr>
+      <w:r>
+        <w:rPr>
+          <w:rFonts w:ascii="Microsoft JhengHei" w:hAnsi="Microsoft JhengHei"/>
+          <w:b/>
+          <w:color w:val="002060"/>
+        </w:rPr>
+        <w:t>3. COA 檢驗智慧 OCR 辨識與裁切貼入：</w:t>
+      </w:r>
+      <w:r>
+        <w:rPr>
+          <w:rFonts w:ascii="Microsoft JhengHei" w:hAnsi="Microsoft JhengHei"/>
+        </w:rPr>
+        <w:t>支援一鍵上傳檢驗截圖，系統自動以 OCR 解析批號並精確裁切檢驗表頭與數據列，自動嵌入三合一單 F5 儲存格，免除人工剪貼。</w:t>
+      </w:r>
+    </w:p>
+    <w:p>
+      <w:pPr>
+        <w:spacing w:before="280" w:after="120"/>
+      </w:pPr>
+      <w:r>
+        <w:rPr>
+          <w:rFonts w:ascii="Microsoft JhengHei" w:hAnsi="Microsoft JhengHei"/>
+          <w:b/>
+          <w:color w:val="002060"/>
+          <w:sz w:val="30"/>
+        </w:rPr>
+        <w:t>二、 圖文流程操作教學 (Step-by-Step)</w:t>
+      </w:r>
+    </w:p>
+    <w:p>
+      <w:pPr>
+        <w:spacing w:before="200" w:after="80"/>
+      </w:pPr>
+      <w:r>
+        <w:rPr>
+          <w:rFonts w:ascii="Microsoft JhengHei" w:hAnsi="Microsoft JhengHei"/>
+          <w:b/>
+          <w:color w:val="1B5E20"/>
+          <w:sz w:val="25"/>
+        </w:rPr>
+        <w:t>【步驟 1】對照表檔案狀態與免重開一鍵刷新</w:t>
+      </w:r>
+    </w:p>
+    <w:p>
+      <w:r>
+        <w:rPr>
+          <w:rFonts w:ascii="Microsoft JhengHei" w:hAnsi="Microsoft JhengHei"/>
+        </w:rPr>
+        <w:t>軟體開啟時會自動核對範本與地點對照表。若在對照表中新增了地點，無需關閉重開程式，直接點擊「重新載入對照表」按鈕即可即時刷新對照碼！</w:t>
+      </w:r>
+    </w:p>
+    <w:p>
+      <w:pPr>
+        <w:spacing w:before="120" w:after="40"/>
         <w:jc w:val="center"/>
       </w:pPr>
       <w:r>
         <w:drawing>
           <wp:inline xmlns:a="http://schemas.openxmlformats.org/drawingml/2006/main" xmlns:pic="http://schemas.openxmlformats.org/drawingml/2006/picture">
-            <wp:extent cx="5303520" cy="2545690"/>
+            <wp:extent cx="5669280" cy="2834640"/>
             <wp:docPr id="1" name="Picture 1"/>
             <wp:cNvGraphicFramePr>
               <a:graphicFrameLocks noChangeAspect="1"/>
@@ -114,7 +169,7 @@
               <a:graphicData uri="http://schemas.openxmlformats.org/drawingml/2006/picture">
                 <pic:pic>
                   <pic:nvPicPr>
-                    <pic:cNvPr id="0" name="diagram_architecture.png"/>
+                    <pic:cNvPr id="0" name="image1.png"/>
                     <pic:cNvPicPr/>
                   </pic:nvPicPr>
                   <pic:blipFill>
@@ -126,7 +181,7 @@
                   <pic:spPr>
                     <a:xfrm>
                       <a:off x="0" y="0"/>
-                      <a:ext cx="5303520" cy="2545690"/>
+                      <a:ext cx="5669280" cy="2834640"/>
                     </a:xfrm>
                     <a:prstGeom prst="rect"/>
                   </pic:spPr>
@@ -139,378 +194,17 @@
     </w:p>
     <w:p>
       <w:pPr>
-        <w:spacing w:before="0" w:after="160"/>
+        <w:spacing w:after="200"/>
         <w:jc w:val="center"/>
       </w:pPr>
       <w:r>
         <w:rPr>
           <w:rFonts w:ascii="Microsoft JhengHei" w:hAnsi="Microsoft JhengHei"/>
-          <w:i/>
-          <w:color w:val="666666"/>
-          <w:sz w:val="17"/>
+          <w:b/>
+          <w:color w:val="C00000"/>
+          <w:sz w:val="19"/>
         </w:rPr>
-        <w:t>圖：系統全流程作業架構圖</w:t>
-      </w:r>
-    </w:p>
-    <w:p>
-      <w:pPr>
-        <w:spacing w:before="80" w:after="80"/>
-      </w:pPr>
-      <w:r>
-        <w:rPr>
-          <w:color w:val="CCCCCC"/>
-        </w:rPr>
-        <w:t>―――――――――――――――――――――――――――――――――――――――――――――</w:t>
-      </w:r>
-    </w:p>
-    <w:p>
-      <w:pPr>
-        <w:spacing w:before="240" w:after="120"/>
-      </w:pPr>
-      <w:r>
-        <w:rPr>
-          <w:rFonts w:ascii="Microsoft JhengHei" w:hAnsi="Microsoft JhengHei"/>
-          <w:b/>
-          <w:color w:val="0D47A1"/>
-          <w:sz w:val="26"/>
-        </w:rPr>
-        <w:t>【二、核心功能特色】</w:t>
-      </w:r>
-    </w:p>
-    <w:p>
-      <w:pPr>
-        <w:pStyle w:val="ListNumber"/>
-        <w:spacing w:before="40" w:after="40"/>
-      </w:pPr>
-      <w:r>
-        <w:rPr>
-          <w:rFonts w:ascii="Microsoft JhengHei" w:hAnsi="Microsoft JhengHei"/>
-        </w:rPr>
-        <w:t>純前端 AI OCR 影像辨識 (Tesseract.js)：</w:t>
-      </w:r>
-    </w:p>
-    <w:p>
-      <w:pPr>
-        <w:pStyle w:val="ListBullet"/>
-        <w:spacing w:before="40" w:after="40"/>
-      </w:pPr>
-      <w:r>
-        <w:rPr>
-          <w:rFonts w:ascii="Microsoft JhengHei" w:hAnsi="Microsoft JhengHei"/>
-        </w:rPr>
-        <w:t>解決內網限制無法安裝 .exe 的痛點，直接在瀏覽器端辨識 COA 檢驗報告截圖。</w:t>
-      </w:r>
-    </w:p>
-    <w:p>
-      <w:pPr>
-        <w:pStyle w:val="ListBullet"/>
-        <w:spacing w:before="40" w:after="40"/>
-      </w:pPr>
-      <w:r>
-        <w:rPr>
-          <w:rFonts w:ascii="Microsoft JhengHei" w:hAnsi="Microsoft JhengHei"/>
-        </w:rPr>
-        <w:t>智慧裁切出【單行表頭 + 指定 10 碼批號數據列】，其餘多餘批號列自動去除。</w:t>
-      </w:r>
-    </w:p>
-    <w:p>
-      <w:pPr>
-        <w:pStyle w:val="ListBullet"/>
-        <w:spacing w:before="40" w:after="40"/>
-      </w:pPr>
-      <w:r>
-        <w:rPr>
-          <w:rFonts w:ascii="Microsoft JhengHei" w:hAnsi="Microsoft JhengHei"/>
-        </w:rPr>
-        <w:t>嵌入 Excel F5 儲存格時自動鎖定最佳尺寸：寬 23.7 公分 × 高 11.5 公分。</w:t>
-      </w:r>
-    </w:p>
-    <w:p>
-      <w:pPr>
-        <w:pStyle w:val="ListNumber"/>
-        <w:spacing w:before="40" w:after="40"/>
-      </w:pPr>
-      <w:r>
-        <w:rPr>
-          <w:rFonts w:ascii="Microsoft JhengHei" w:hAnsi="Microsoft JhengHei"/>
-        </w:rPr>
-        <w:t>多分頁智慧 Excel 排程匯入：</w:t>
-      </w:r>
-    </w:p>
-    <w:p>
-      <w:pPr>
-        <w:pStyle w:val="ListBullet"/>
-        <w:spacing w:before="40" w:after="40"/>
-      </w:pPr>
-      <w:r>
-        <w:rPr>
-          <w:rFonts w:ascii="Microsoft JhengHei" w:hAnsi="Microsoft JhengHei"/>
-        </w:rPr>
-        <w:t>自動遍歷工作簿內所有分頁（如 IPAHQ(TANK)-南科、竹科等）。</w:t>
-      </w:r>
-    </w:p>
-    <w:p>
-      <w:pPr>
-        <w:pStyle w:val="ListBullet"/>
-        <w:spacing w:before="40" w:after="40"/>
-      </w:pPr>
-      <w:r>
-        <w:rPr>
-          <w:rFonts w:ascii="Microsoft JhengHei" w:hAnsi="Microsoft JhengHei"/>
-        </w:rPr>
-        <w:t>支援「到貨」、「到貨日」、「出貨日期」等全格式日期辨識。</w:t>
-      </w:r>
-    </w:p>
-    <w:p>
-      <w:pPr>
-        <w:pStyle w:val="ListBullet"/>
-        <w:spacing w:before="40" w:after="40"/>
-      </w:pPr>
-      <w:r>
-        <w:rPr>
-          <w:rFonts w:ascii="Microsoft JhengHei" w:hAnsi="Microsoft JhengHei"/>
-        </w:rPr>
-        <w:t>支援「優先抓今天~後天 (3天)」、「今天」、「明天」等快捷篩選，完全過濾非指定日期排程。</w:t>
-      </w:r>
-    </w:p>
-    <w:p>
-      <w:pPr>
-        <w:pStyle w:val="ListNumber"/>
-        <w:spacing w:before="40" w:after="40"/>
-      </w:pPr>
-      <w:r>
-        <w:rPr>
-          <w:rFonts w:ascii="Microsoft JhengHei" w:hAnsi="Microsoft JhengHei"/>
-        </w:rPr>
-        <w:t>載入既有運輸通知表 (修訂到廠時間)：</w:t>
-      </w:r>
-    </w:p>
-    <w:p>
-      <w:pPr>
-        <w:pStyle w:val="ListBullet"/>
-        <w:spacing w:before="40" w:after="40"/>
-      </w:pPr>
-      <w:r>
-        <w:rPr>
-          <w:rFonts w:ascii="Microsoft JhengHei" w:hAnsi="Microsoft JhengHei"/>
-        </w:rPr>
-        <w:t>支援一鍵選取當天已產生的 運輸通知表.xlsx。</w:t>
-      </w:r>
-    </w:p>
-    <w:p>
-      <w:pPr>
-        <w:pStyle w:val="ListBullet"/>
-        <w:spacing w:before="40" w:after="40"/>
-      </w:pPr>
-      <w:r>
-        <w:rPr>
-          <w:rFonts w:ascii="Microsoft JhengHei" w:hAnsi="Microsoft JhengHei"/>
-        </w:rPr>
-        <w:t>採用絕對儲存格座標解析，秒級還原第 1 ~ N 列的排程卡片（日期、地點、槽號、時間）。</w:t>
-      </w:r>
-    </w:p>
-    <w:p>
-      <w:pPr>
-        <w:pStyle w:val="ListBullet"/>
-        <w:spacing w:before="40" w:after="40"/>
-      </w:pPr>
-      <w:r>
-        <w:rPr>
-          <w:rFonts w:ascii="Microsoft JhengHei" w:hAnsi="Microsoft JhengHei"/>
-        </w:rPr>
-        <w:t>人員只需在紅字欄位填寫【修正到廠時間】，系統自動於右側（H~M 欄）併排產出「出貨排程修正通知」紅字卡片。</w:t>
-      </w:r>
-    </w:p>
-    <w:p>
-      <w:pPr>
-        <w:pStyle w:val="ListNumber"/>
-        <w:spacing w:before="40" w:after="40"/>
-      </w:pPr>
-      <w:r>
-        <w:rPr>
-          <w:rFonts w:ascii="Microsoft JhengHei" w:hAnsi="Microsoft JhengHei"/>
-        </w:rPr>
-        <w:t>Excel 級鍵盤流暢導航：</w:t>
-      </w:r>
-    </w:p>
-    <w:p>
-      <w:pPr>
-        <w:pStyle w:val="ListBullet"/>
-        <w:spacing w:before="40" w:after="40"/>
-      </w:pPr>
-      <w:r>
-        <w:rPr>
-          <w:rFonts w:ascii="Microsoft JhengHei" w:hAnsi="Microsoft JhengHei"/>
-        </w:rPr>
-        <w:t>支援鍵盤「上、下、左、右」方向鍵與「Enter」鍵在輸入格間快速移動與自動反白，大幅提升連續輸入效率。</w:t>
-      </w:r>
-    </w:p>
-    <w:p>
-      <w:pPr>
-        <w:pStyle w:val="ListBullet"/>
-        <w:spacing w:before="40" w:after="40"/>
-      </w:pPr>
-      <w:r>
-        <w:rPr>
-          <w:rFonts w:ascii="Microsoft JhengHei" w:hAnsi="Microsoft JhengHei"/>
-        </w:rPr>
-        <w:t>在最後一列按方向鍵向下時，系統會自動在底部追加 5 列空白列。</w:t>
-      </w:r>
-    </w:p>
-    <w:p>
-      <w:pPr>
-        <w:pStyle w:val="ListNumber"/>
-        <w:spacing w:before="40" w:after="40"/>
-      </w:pPr>
-      <w:r>
-        <w:rPr>
-          <w:rFonts w:ascii="Microsoft JhengHei" w:hAnsi="Microsoft JhengHei"/>
-        </w:rPr>
-        <w:t>區域網路自動廣播與 Port 佔用自動切換 (Port Fallback)：</w:t>
-      </w:r>
-    </w:p>
-    <w:p>
-      <w:pPr>
-        <w:pStyle w:val="ListBullet"/>
-        <w:spacing w:before="40" w:after="40"/>
-      </w:pPr>
-      <w:r>
-        <w:rPr>
-          <w:rFonts w:ascii="Microsoft JhengHei" w:hAnsi="Microsoft JhengHei"/>
-        </w:rPr>
-        <w:t>自動偵測 8002 埠號，若被佔用則順延至下一個可用 Port（如 8003, 8004）。</w:t>
-      </w:r>
-    </w:p>
-    <w:p>
-      <w:pPr>
-        <w:pStyle w:val="ListBullet"/>
-        <w:spacing w:before="40" w:after="40"/>
-      </w:pPr>
-      <w:r>
-        <w:rPr>
-          <w:rFonts w:ascii="Microsoft JhengHei" w:hAnsi="Microsoft JhengHei"/>
-        </w:rPr>
-        <w:t>終端主控台即時顯示本機區域網路 IP，方便同仁在廠區內網連線使用。</w:t>
-      </w:r>
-    </w:p>
-    <w:p>
-      <w:pPr>
-        <w:spacing w:before="80" w:after="80"/>
-      </w:pPr>
-      <w:r>
-        <w:rPr>
-          <w:color w:val="CCCCCC"/>
-        </w:rPr>
-        <w:t>―――――――――――――――――――――――――――――――――――――――――――――</w:t>
-      </w:r>
-    </w:p>
-    <w:p>
-      <w:pPr>
-        <w:spacing w:before="240" w:after="120"/>
-      </w:pPr>
-      <w:r>
-        <w:rPr>
-          <w:rFonts w:ascii="Microsoft JhengHei" w:hAnsi="Microsoft JhengHei"/>
-          <w:b/>
-          <w:color w:val="0D47A1"/>
-          <w:sz w:val="26"/>
-        </w:rPr>
-        <w:t>【三、系統目錄結構】</w:t>
-      </w:r>
-    </w:p>
-    <w:tbl>
-      <w:tblPr>
-        <w:tblW w:type="auto" w:w="0"/>
-        <w:jc w:val="center"/>
-        <w:tblLook w:firstColumn="1" w:firstRow="1" w:lastColumn="0" w:lastRow="0" w:noHBand="0" w:noVBand="1" w:val="04A0"/>
-      </w:tblPr>
-      <w:tblGrid>
-        <w:gridCol w:w="9936"/>
-      </w:tblGrid>
-      <w:tr>
-        <w:tc>
-          <w:tcPr>
-            <w:tcW w:type="dxa" w:w="9936"/>
-            <w:shd w:fill="F8F9FA"/>
-            <w:tcMar>
-              <w:top w:w="120" w:type="dxa"/>
-              <w:bottom w:w="120" w:type="dxa"/>
-              <w:left w:w="150" w:type="dxa"/>
-              <w:right w:w="150" w:type="dxa"/>
-            </w:tcMar>
-          </w:tcPr>
-          <w:p>
-            <w:pPr>
-              <w:spacing w:before="40" w:after="40" w:line="252" w:lineRule="auto"/>
-            </w:pPr>
-            <w:r>
-              <w:rPr>
-                <w:rFonts w:ascii="Consolas" w:hAnsi="Consolas"/>
-                <w:color w:val="222222"/>
-                <w:sz w:val="17"/>
-              </w:rPr>
-              <w:t>C:\GOOGLE ANGET\三合一單網頁架機伺服器\</w:t>
-              <w:br/>
-              <w:t>|-- static/</w:t>
-              <w:br/>
-              <w:t>|   `-- index.html                          [前端單頁應用程式：UI / SheetJS / Tesseract.js / QR]</w:t>
-              <w:br/>
-              <w:t>|-- server.py                               [FastAPI 後端伺服器：openpyxl 產單引擎 / Pillow 裁切]</w:t>
-              <w:br/>
-              <w:t>|-- 架設伺服器_一鍵啟動.bat                  [現場一鍵自動偵測環境並啟動瀏覽器]</w:t>
-              <w:br/>
-              <w:t>|-- 台積電槽車barcode三合一單-範本.xlsx      [台積電官方標準 Excel 樣板]</w:t>
-              <w:br/>
-              <w:t>|-- 地點代號對照表.xlsx                      [台積電各廠區代號對照表，如 18P3B -&gt; EF180183B]</w:t>
-              <w:br/>
-              <w:t>|-- 運輸通知表.xlsx                          [運輸通知表備用範本]</w:t>
-              <w:br/>
-              <w:t>|-- images/                                 [操作說明書真實畫面截圖與示意圖]</w:t>
-              <w:br/>
-              <w:t>|-- 三合一單網頁架機伺服器_操作說明書.docx    [Word 版操作說明書 (含真實截圖)]</w:t>
-              <w:br/>
-              <w:t>|-- 三合一單網頁架機伺服器_操作說明書.pdf     [PDF 版操作說明書 (含真實截圖)]</w:t>
-              <w:br/>
-              <w:t>|-- README.md                               [專案說明與開發規範]</w:t>
-              <w:br/>
-              <w:t>|-- SKILL.md                                [AI 助理維護說明書]</w:t>
-              <w:br/>
-              <w:t>|-- setup_env.ps1                           [一鍵環境安裝腳本]</w:t>
-              <w:br/>
-              <w:t>`-- 操作說明書.md                            [本操作手冊]</w:t>
-            </w:r>
-          </w:p>
-        </w:tc>
-      </w:tr>
-    </w:tbl>
-    <w:p>
-      <w:pPr>
-        <w:spacing w:after="80"/>
-      </w:pPr>
-    </w:p>
-    <w:p>
-      <w:pPr>
-        <w:spacing w:before="80" w:after="80"/>
-      </w:pPr>
-      <w:r>
-        <w:rPr>
-          <w:color w:val="CCCCCC"/>
-        </w:rPr>
-        <w:t>―――――――――――――――――――――――――――――――――――――――――――――</w:t>
-      </w:r>
-    </w:p>
-    <w:p>
-      <w:pPr>
-        <w:spacing w:before="240" w:after="120"/>
-      </w:pPr>
-      <w:r>
-        <w:rPr>
-          <w:rFonts w:ascii="Microsoft JhengHei" w:hAnsi="Microsoft JhengHei"/>
-          <w:b/>
-          <w:color w:val="0D47A1"/>
-          <w:sz w:val="26"/>
-        </w:rPr>
-        <w:t>【四、現場標準操作步驟】</w:t>
+        <w:t>▲ 圖 1：系統狀態列與『重新載入對照表』按鈕位置示意圖</w:t>
       </w:r>
     </w:p>
     <w:p>
@@ -521,148 +215,29 @@
         <w:rPr>
           <w:rFonts w:ascii="Microsoft JhengHei" w:hAnsi="Microsoft JhengHei"/>
           <w:b/>
-          <w:color w:val="00695C"/>
-          <w:sz w:val="22"/>
+          <w:color w:val="1B5E20"/>
+          <w:sz w:val="25"/>
         </w:rPr>
-        <w:t>步驟一：一鍵啟動伺服器</w:t>
+        <w:t>【步驟 2】智慧多欄 Ctrl+V 貼上與欄位自動歸位</w:t>
+      </w:r>
+    </w:p>
+    <w:p>
+      <w:r>
+        <w:rPr>
+          <w:rFonts w:ascii="Microsoft JhengHei" w:hAnsi="Microsoft JhengHei"/>
+        </w:rPr>
+        <w:t>直接從 Excel 複製多筆資料，於「批號」輸入框按下 Ctrl+V。無論複製順序為【到貨/批號/槽號/地點】或【批號/地點/日期/時間】，系統均能智慧精準歸位！</w:t>
       </w:r>
     </w:p>
     <w:p>
       <w:pPr>
-        <w:pStyle w:val="ListNumber"/>
-        <w:spacing w:before="40" w:after="40"/>
-      </w:pPr>
-      <w:r>
-        <w:rPr>
-          <w:rFonts w:ascii="Microsoft JhengHei" w:hAnsi="Microsoft JhengHei"/>
-        </w:rPr>
-        <w:t xml:space="preserve">進入目錄 </w:t>
-      </w:r>
-      <w:r>
-        <w:rPr>
-          <w:rFonts w:ascii="Consolas" w:hAnsi="Consolas"/>
-          <w:color w:val="B71C1C"/>
-          <w:sz w:val="18"/>
-        </w:rPr>
-        <w:t>C:\GOOGLE ANGET\三合一單網頁架機伺服器\</w:t>
-      </w:r>
-      <w:r>
-        <w:rPr>
-          <w:rFonts w:ascii="Microsoft JhengHei" w:hAnsi="Microsoft JhengHei"/>
-        </w:rPr>
-        <w:t>。</w:t>
-      </w:r>
-    </w:p>
-    <w:p>
-      <w:pPr>
-        <w:pStyle w:val="ListNumber"/>
-        <w:spacing w:before="40" w:after="40"/>
-      </w:pPr>
-      <w:r>
-        <w:rPr>
-          <w:rFonts w:ascii="Microsoft JhengHei" w:hAnsi="Microsoft JhengHei"/>
-        </w:rPr>
-        <w:t xml:space="preserve">雙擊執行 </w:t>
-      </w:r>
-      <w:r>
-        <w:rPr>
-          <w:rFonts w:ascii="Microsoft JhengHei" w:hAnsi="Microsoft JhengHei"/>
-          <w:b/>
-        </w:rPr>
-        <w:t>`架設伺服器_一鍵啟動.bat`</w:t>
-      </w:r>
-      <w:r>
-        <w:rPr>
-          <w:rFonts w:ascii="Microsoft JhengHei" w:hAnsi="Microsoft JhengHei"/>
-        </w:rPr>
-        <w:t>。</w:t>
-      </w:r>
-    </w:p>
-    <w:p>
-      <w:pPr>
-        <w:pStyle w:val="ListNumber"/>
-        <w:spacing w:before="40" w:after="40"/>
-      </w:pPr>
-      <w:r>
-        <w:rPr>
-          <w:rFonts w:ascii="Microsoft JhengHei" w:hAnsi="Microsoft JhengHei"/>
-        </w:rPr>
-        <w:t xml:space="preserve">黑色主控台視窗會自動檢測 Python 套件，並在瀏覽器自動開啟 </w:t>
-      </w:r>
-      <w:r>
-        <w:rPr>
-          <w:rFonts w:ascii="Microsoft JhengHei" w:hAnsi="Microsoft JhengHei"/>
-          <w:b/>
-        </w:rPr>
-        <w:t>`http://localhost:8002`</w:t>
-      </w:r>
-      <w:r>
-        <w:rPr>
-          <w:rFonts w:ascii="Microsoft JhengHei" w:hAnsi="Microsoft JhengHei"/>
-        </w:rPr>
-        <w:t>。</w:t>
-      </w:r>
-    </w:p>
-    <w:p>
-      <w:pPr>
-        <w:pStyle w:val="ListNumber"/>
-        <w:spacing w:before="40" w:after="40"/>
-      </w:pPr>
-      <w:r>
-        <w:rPr>
-          <w:rFonts w:ascii="Microsoft JhengHei" w:hAnsi="Microsoft JhengHei"/>
-        </w:rPr>
-        <w:t xml:space="preserve">（選用）若同仁需透過區網連線，可將主控台上顯示之本機 IP 網址（例如 </w:t>
-      </w:r>
-      <w:r>
-        <w:rPr>
-          <w:rFonts w:ascii="Consolas" w:hAnsi="Consolas"/>
-          <w:color w:val="B71C1C"/>
-          <w:sz w:val="18"/>
-        </w:rPr>
-        <w:t>http://192.168.1.100:8002</w:t>
-      </w:r>
-      <w:r>
-        <w:rPr>
-          <w:rFonts w:ascii="Microsoft JhengHei" w:hAnsi="Microsoft JhengHei"/>
-        </w:rPr>
-        <w:t>）分享給同仁。</w:t>
-      </w:r>
-    </w:p>
-    <w:p>
-      <w:pPr>
-        <w:spacing w:before="80" w:after="80"/>
-      </w:pPr>
-      <w:r>
-        <w:rPr>
-          <w:color w:val="CCCCCC"/>
-        </w:rPr>
-        <w:t>―――――――――――――――――――――――――――――――――――――――――――――</w:t>
-      </w:r>
-    </w:p>
-    <w:p>
-      <w:pPr>
-        <w:spacing w:before="200" w:after="80"/>
-      </w:pPr>
-      <w:r>
-        <w:rPr>
-          <w:rFonts w:ascii="Microsoft JhengHei" w:hAnsi="Microsoft JhengHei"/>
-          <w:b/>
-          <w:color w:val="00695C"/>
-          <w:sz w:val="22"/>
-        </w:rPr>
-        <w:t>步驟二：排程資料輸入（三種方式任選）</w:t>
-      </w:r>
-    </w:p>
-    <w:p>
-      <w:pPr>
-        <w:spacing w:before="160" w:after="40"/>
+        <w:spacing w:before="120" w:after="40"/>
         <w:jc w:val="center"/>
       </w:pPr>
       <w:r>
         <w:drawing>
           <wp:inline xmlns:a="http://schemas.openxmlformats.org/drawingml/2006/main" xmlns:pic="http://schemas.openxmlformats.org/drawingml/2006/picture">
-            <wp:extent cx="5303520" cy="3314700"/>
+            <wp:extent cx="5669280" cy="2834640"/>
             <wp:docPr id="2" name="Picture 2"/>
             <wp:cNvGraphicFramePr>
               <a:graphicFrameLocks noChangeAspect="1"/>
@@ -671,7 +246,7 @@
               <a:graphicData uri="http://schemas.openxmlformats.org/drawingml/2006/picture">
                 <pic:pic>
                   <pic:nvPicPr>
-                    <pic:cNvPr id="0" name="ui_main_interface.png"/>
+                    <pic:cNvPr id="0" name="image2.png"/>
                     <pic:cNvPicPr/>
                   </pic:nvPicPr>
                   <pic:blipFill>
@@ -683,7 +258,7 @@
                   <pic:spPr>
                     <a:xfrm>
                       <a:off x="0" y="0"/>
-                      <a:ext cx="5303520" cy="3314700"/>
+                      <a:ext cx="5669280" cy="2834640"/>
                     </a:xfrm>
                     <a:prstGeom prst="rect"/>
                   </pic:spPr>
@@ -696,305 +271,17 @@
     </w:p>
     <w:p>
       <w:pPr>
-        <w:spacing w:before="0" w:after="160"/>
+        <w:spacing w:after="200"/>
         <w:jc w:val="center"/>
       </w:pPr>
       <w:r>
         <w:rPr>
           <w:rFonts w:ascii="Microsoft JhengHei" w:hAnsi="Microsoft JhengHei"/>
-          <w:i/>
-          <w:color w:val="666666"/>
-          <w:sz w:val="17"/>
+          <w:b/>
+          <w:color w:val="C00000"/>
+          <w:sz w:val="19"/>
         </w:rPr>
-        <w:t>圖：網頁端主操作介面與資料編輯</w:t>
-      </w:r>
-    </w:p>
-    <w:p>
-      <w:pPr>
-        <w:pStyle w:val="ListBullet"/>
-        <w:spacing w:before="40" w:after="40"/>
-      </w:pPr>
-      <w:r>
-        <w:rPr>
-          <w:rFonts w:ascii="Microsoft JhengHei" w:hAnsi="Microsoft JhengHei"/>
-        </w:rPr>
-        <w:t>方式 A：從 Excel 排程表匯入（推薦）</w:t>
-      </w:r>
-    </w:p>
-    <w:p>
-      <w:pPr>
-        <w:pStyle w:val="ListNumber"/>
-        <w:spacing w:before="40" w:after="40"/>
-      </w:pPr>
-      <w:r>
-        <w:rPr>
-          <w:rFonts w:ascii="Microsoft JhengHei" w:hAnsi="Microsoft JhengHei"/>
-        </w:rPr>
-        <w:t>點擊頂部紫色按鈕「</w:t>
-      </w:r>
-      <w:r>
-        <w:rPr>
-          <w:rFonts w:ascii="Microsoft JhengHei" w:hAnsi="Microsoft JhengHei"/>
-          <w:b/>
-        </w:rPr>
-        <w:t>從 Excel 匯入 (排程表)</w:t>
-      </w:r>
-      <w:r>
-        <w:rPr>
-          <w:rFonts w:ascii="Microsoft JhengHei" w:hAnsi="Microsoft JhengHei"/>
-        </w:rPr>
-        <w:t>」。</w:t>
-      </w:r>
-    </w:p>
-    <w:p>
-      <w:pPr>
-        <w:pStyle w:val="ListNumber"/>
-        <w:spacing w:before="40" w:after="40"/>
-      </w:pPr>
-      <w:r>
-        <w:rPr>
-          <w:rFonts w:ascii="Microsoft JhengHei" w:hAnsi="Microsoft JhengHei"/>
-        </w:rPr>
-        <w:t>選擇當天的排程 Excel 檔案。</w:t>
-      </w:r>
-    </w:p>
-    <w:p>
-      <w:pPr>
-        <w:pStyle w:val="ListNumber"/>
-        <w:spacing w:before="40" w:after="40"/>
-      </w:pPr>
-      <w:r>
-        <w:rPr>
-          <w:rFonts w:ascii="Microsoft JhengHei" w:hAnsi="Microsoft JhengHei"/>
-        </w:rPr>
-        <w:t>點擊「</w:t>
-      </w:r>
-      <w:r>
-        <w:rPr>
-          <w:rFonts w:ascii="Microsoft JhengHei" w:hAnsi="Microsoft JhengHei"/>
-          <w:b/>
-        </w:rPr>
-        <w:t>優先抓今天~後天 (3天)</w:t>
-      </w:r>
-      <w:r>
-        <w:rPr>
-          <w:rFonts w:ascii="Microsoft JhengHei" w:hAnsi="Microsoft JhengHei"/>
-        </w:rPr>
-        <w:t>」進行快速過濾。</w:t>
-      </w:r>
-    </w:p>
-    <w:p>
-      <w:pPr>
-        <w:pStyle w:val="ListNumber"/>
-        <w:spacing w:before="40" w:after="40"/>
-      </w:pPr>
-      <w:r>
-        <w:rPr>
-          <w:rFonts w:ascii="Microsoft JhengHei" w:hAnsi="Microsoft JhengHei"/>
-        </w:rPr>
-        <w:t>預覽無誤後點擊「</w:t>
-      </w:r>
-      <w:r>
-        <w:rPr>
-          <w:rFonts w:ascii="Microsoft JhengHei" w:hAnsi="Microsoft JhengHei"/>
-          <w:b/>
-        </w:rPr>
-        <w:t>確認匯入</w:t>
-      </w:r>
-      <w:r>
-        <w:rPr>
-          <w:rFonts w:ascii="Microsoft JhengHei" w:hAnsi="Microsoft JhengHei"/>
-        </w:rPr>
-        <w:t>」，資料自動填入表格。</w:t>
-      </w:r>
-    </w:p>
-    <w:p>
-      <w:pPr>
-        <w:pStyle w:val="ListBullet"/>
-        <w:spacing w:before="40" w:after="40"/>
-      </w:pPr>
-      <w:r>
-        <w:rPr>
-          <w:rFonts w:ascii="Microsoft JhengHei" w:hAnsi="Microsoft JhengHei"/>
-        </w:rPr>
-        <w:t>方式 B：載入既有運輸通知表（修改時間專用）</w:t>
-      </w:r>
-    </w:p>
-    <w:p>
-      <w:pPr>
-        <w:pStyle w:val="ListNumber"/>
-        <w:spacing w:before="40" w:after="40"/>
-      </w:pPr>
-      <w:r>
-        <w:rPr>
-          <w:rFonts w:ascii="Microsoft JhengHei" w:hAnsi="Microsoft JhengHei"/>
-        </w:rPr>
-        <w:t>點擊深藍色按鈕「</w:t>
-      </w:r>
-      <w:r>
-        <w:rPr>
-          <w:rFonts w:ascii="Microsoft JhengHei" w:hAnsi="Microsoft JhengHei"/>
-          <w:b/>
-        </w:rPr>
-        <w:t>載入既有運輸通知表 (修訂時間)</w:t>
-      </w:r>
-      <w:r>
-        <w:rPr>
-          <w:rFonts w:ascii="Microsoft JhengHei" w:hAnsi="Microsoft JhengHei"/>
-        </w:rPr>
-        <w:t>」。</w:t>
-      </w:r>
-    </w:p>
-    <w:p>
-      <w:pPr>
-        <w:pStyle w:val="ListNumber"/>
-        <w:spacing w:before="40" w:after="40"/>
-      </w:pPr>
-      <w:r>
-        <w:rPr>
-          <w:rFonts w:ascii="Microsoft JhengHei" w:hAnsi="Microsoft JhengHei"/>
-        </w:rPr>
-        <w:t xml:space="preserve">選取先前產出的 </w:t>
-      </w:r>
-      <w:r>
-        <w:rPr>
-          <w:rFonts w:ascii="Consolas" w:hAnsi="Consolas"/>
-          <w:color w:val="B71C1C"/>
-          <w:sz w:val="18"/>
-        </w:rPr>
-        <w:t>運輸通知表.xlsx</w:t>
-      </w:r>
-      <w:r>
-        <w:rPr>
-          <w:rFonts w:ascii="Microsoft JhengHei" w:hAnsi="Microsoft JhengHei"/>
-        </w:rPr>
-        <w:t>，系統自動還原當天所有排程。</w:t>
-      </w:r>
-    </w:p>
-    <w:p>
-      <w:pPr>
-        <w:pStyle w:val="ListNumber"/>
-        <w:spacing w:before="40" w:after="40"/>
-      </w:pPr>
-      <w:r>
-        <w:rPr>
-          <w:rFonts w:ascii="Microsoft JhengHei" w:hAnsi="Microsoft JhengHei"/>
-        </w:rPr>
-        <w:t>直接在目標列的【</w:t>
-      </w:r>
-      <w:r>
-        <w:rPr>
-          <w:rFonts w:ascii="Microsoft JhengHei" w:hAnsi="Microsoft JhengHei"/>
-          <w:b/>
-        </w:rPr>
-        <w:t>修正到廠時間</w:t>
-      </w:r>
-      <w:r>
-        <w:rPr>
-          <w:rFonts w:ascii="Microsoft JhengHei" w:hAnsi="Microsoft JhengHei"/>
-        </w:rPr>
-        <w:t xml:space="preserve">】（紅字框）輸入新時間（例如 </w:t>
-      </w:r>
-      <w:r>
-        <w:rPr>
-          <w:rFonts w:ascii="Consolas" w:hAnsi="Consolas"/>
-          <w:color w:val="B71C1C"/>
-          <w:sz w:val="18"/>
-        </w:rPr>
-        <w:t>1630</w:t>
-      </w:r>
-      <w:r>
-        <w:rPr>
-          <w:rFonts w:ascii="Microsoft JhengHei" w:hAnsi="Microsoft JhengHei"/>
-        </w:rPr>
-        <w:t>）。</w:t>
-      </w:r>
-    </w:p>
-    <w:p>
-      <w:pPr>
-        <w:pStyle w:val="ListBullet"/>
-        <w:spacing w:before="40" w:after="40"/>
-      </w:pPr>
-      <w:r>
-        <w:rPr>
-          <w:rFonts w:ascii="Microsoft JhengHei" w:hAnsi="Microsoft JhengHei"/>
-        </w:rPr>
-        <w:t>方式 C：手動輸入 / 複製貼上</w:t>
-      </w:r>
-    </w:p>
-    <w:p>
-      <w:pPr>
-        <w:pStyle w:val="ListNumber"/>
-        <w:spacing w:before="40" w:after="40"/>
-      </w:pPr>
-      <w:r>
-        <w:rPr>
-          <w:rFonts w:ascii="Microsoft JhengHei" w:hAnsi="Microsoft JhengHei"/>
-        </w:rPr>
-        <w:t xml:space="preserve">在第 1 欄輸入 10 碼批號（如 </w:t>
-      </w:r>
-      <w:r>
-        <w:rPr>
-          <w:rFonts w:ascii="Consolas" w:hAnsi="Consolas"/>
-          <w:color w:val="B71C1C"/>
-          <w:sz w:val="18"/>
-        </w:rPr>
-        <w:t>26814E3191</w:t>
-      </w:r>
-      <w:r>
-        <w:rPr>
-          <w:rFonts w:ascii="Microsoft JhengHei" w:hAnsi="Microsoft JhengHei"/>
-        </w:rPr>
-        <w:t>），槽號會自動計算產生。</w:t>
-      </w:r>
-    </w:p>
-    <w:p>
-      <w:pPr>
-        <w:pStyle w:val="ListNumber"/>
-        <w:spacing w:before="40" w:after="40"/>
-      </w:pPr>
-      <w:r>
-        <w:rPr>
-          <w:rFonts w:ascii="Microsoft JhengHei" w:hAnsi="Microsoft JhengHei"/>
-        </w:rPr>
-        <w:t xml:space="preserve">在地點欄輸入廠區簡稱（如 </w:t>
-      </w:r>
-      <w:r>
-        <w:rPr>
-          <w:rFonts w:ascii="Consolas" w:hAnsi="Consolas"/>
-          <w:color w:val="B71C1C"/>
-          <w:sz w:val="18"/>
-        </w:rPr>
-        <w:t>18P3B</w:t>
-      </w:r>
-      <w:r>
-        <w:rPr>
-          <w:rFonts w:ascii="Microsoft JhengHei" w:hAnsi="Microsoft JhengHei"/>
-        </w:rPr>
-        <w:t>），長代號會自動反查填入。</w:t>
-      </w:r>
-    </w:p>
-    <w:p>
-      <w:pPr>
-        <w:pStyle w:val="ListNumber"/>
-        <w:spacing w:before="40" w:after="40"/>
-      </w:pPr>
-      <w:r>
-        <w:rPr>
-          <w:rFonts w:ascii="Microsoft JhengHei" w:hAnsi="Microsoft JhengHei"/>
-        </w:rPr>
-        <w:t>可使用鍵盤上下左右鍵快速切換欄位。</w:t>
-      </w:r>
-    </w:p>
-    <w:p>
-      <w:pPr>
-        <w:spacing w:before="80" w:after="80"/>
-      </w:pPr>
-      <w:r>
-        <w:rPr>
-          <w:color w:val="CCCCCC"/>
-        </w:rPr>
-        <w:t>―――――――――――――――――――――――――――――――――――――――――――――</w:t>
+        <w:t>▲ 圖 2：智慧多欄複製貼上自動歸位示意圖</w:t>
       </w:r>
     </w:p>
     <w:p>
@@ -1005,70 +292,29 @@
         <w:rPr>
           <w:rFonts w:ascii="Microsoft JhengHei" w:hAnsi="Microsoft JhengHei"/>
           <w:b/>
-          <w:color w:val="00695C"/>
-          <w:sz w:val="22"/>
+          <w:color w:val="1B5E20"/>
+          <w:sz w:val="25"/>
         </w:rPr>
-        <w:t>步驟三：上傳 COA 檢驗報告截圖 (選用)</w:t>
+        <w:t>【步驟 3】一鍵全清與單列獨立清空</w:t>
+      </w:r>
+    </w:p>
+    <w:p>
+      <w:r>
+        <w:rPr>
+          <w:rFonts w:ascii="Microsoft JhengHei" w:hAnsi="Microsoft JhengHei"/>
+        </w:rPr>
+        <w:t>填錯資料時無需逐一退格刪除！單列填錯點擊右側紅色「清空」按鈕；整體重填點擊右上角「清除全部資料 (全清)」按鈕即可秒級復原。</w:t>
       </w:r>
     </w:p>
     <w:p>
       <w:pPr>
-        <w:pStyle w:val="ListNumber"/>
-        <w:spacing w:before="40" w:after="40"/>
-      </w:pPr>
-      <w:r>
-        <w:rPr>
-          <w:rFonts w:ascii="Microsoft JhengHei" w:hAnsi="Microsoft JhengHei"/>
-        </w:rPr>
-        <w:t>點擊橘色按鈕「</w:t>
-      </w:r>
-      <w:r>
-        <w:rPr>
-          <w:rFonts w:ascii="Microsoft JhengHei" w:hAnsi="Microsoft JhengHei"/>
-          <w:b/>
-        </w:rPr>
-        <w:t>上傳 COA 截圖 (OCR 辨識)</w:t>
-      </w:r>
-      <w:r>
-        <w:rPr>
-          <w:rFonts w:ascii="Microsoft JhengHei" w:hAnsi="Microsoft JhengHei"/>
-        </w:rPr>
-        <w:t>」。</w:t>
-      </w:r>
-    </w:p>
-    <w:p>
-      <w:pPr>
-        <w:pStyle w:val="ListNumber"/>
-        <w:spacing w:before="40" w:after="40"/>
-      </w:pPr>
-      <w:r>
-        <w:rPr>
-          <w:rFonts w:ascii="Microsoft JhengHei" w:hAnsi="Microsoft JhengHei"/>
-        </w:rPr>
-        <w:t>選擇包含 1 筆或多筆批號的 COA 報告截圖。</w:t>
-      </w:r>
-    </w:p>
-    <w:p>
-      <w:pPr>
-        <w:pStyle w:val="ListNumber"/>
-        <w:spacing w:before="40" w:after="40"/>
-      </w:pPr>
-      <w:r>
-        <w:rPr>
-          <w:rFonts w:ascii="Microsoft JhengHei" w:hAnsi="Microsoft JhengHei"/>
-        </w:rPr>
-        <w:t>瀏覽器端 Tesseract.js 會自動進行高精度文字識別，並將座標送至後端進行單列精準裁切。</w:t>
-      </w:r>
-    </w:p>
-    <w:p>
-      <w:pPr>
-        <w:spacing w:before="160" w:after="40"/>
+        <w:spacing w:before="120" w:after="40"/>
         <w:jc w:val="center"/>
       </w:pPr>
       <w:r>
         <w:drawing>
           <wp:inline xmlns:a="http://schemas.openxmlformats.org/drawingml/2006/main" xmlns:pic="http://schemas.openxmlformats.org/drawingml/2006/picture">
-            <wp:extent cx="5303520" cy="2320290"/>
+            <wp:extent cx="5669280" cy="2834640"/>
             <wp:docPr id="3" name="Picture 3"/>
             <wp:cNvGraphicFramePr>
               <a:graphicFrameLocks noChangeAspect="1"/>
@@ -1077,7 +323,7 @@
               <a:graphicData uri="http://schemas.openxmlformats.org/drawingml/2006/picture">
                 <pic:pic>
                   <pic:nvPicPr>
-                    <pic:cNvPr id="0" name="diagram_coa_crop.png"/>
+                    <pic:cNvPr id="0" name="image3.png"/>
                     <pic:cNvPicPr/>
                   </pic:nvPicPr>
                   <pic:blipFill>
@@ -1089,7 +335,7 @@
                   <pic:spPr>
                     <a:xfrm>
                       <a:off x="0" y="0"/>
-                      <a:ext cx="5303520" cy="2320290"/>
+                      <a:ext cx="5669280" cy="2834640"/>
                     </a:xfrm>
                     <a:prstGeom prst="rect"/>
                   </pic:spPr>
@@ -1102,28 +348,17 @@
     </w:p>
     <w:p>
       <w:pPr>
-        <w:spacing w:before="0" w:after="160"/>
+        <w:spacing w:after="200"/>
         <w:jc w:val="center"/>
       </w:pPr>
       <w:r>
         <w:rPr>
           <w:rFonts w:ascii="Microsoft JhengHei" w:hAnsi="Microsoft JhengHei"/>
-          <w:i/>
-          <w:color w:val="666666"/>
-          <w:sz w:val="17"/>
+          <w:b/>
+          <w:color w:val="C00000"/>
+          <w:sz w:val="19"/>
         </w:rPr>
-        <w:t>圖：COA 檢驗報告智慧影像辨識與自動裁切流程</w:t>
-      </w:r>
-    </w:p>
-    <w:p>
-      <w:pPr>
-        <w:spacing w:before="80" w:after="80"/>
-      </w:pPr>
-      <w:r>
-        <w:rPr>
-          <w:color w:val="CCCCCC"/>
-        </w:rPr>
-        <w:t>―――――――――――――――――――――――――――――――――――――――――――――</w:t>
+        <w:t>▲ 圖 3：一鍵全清與單列清空按鈕位置示意圖</w:t>
       </w:r>
     </w:p>
     <w:p>
@@ -1134,89 +369,29 @@
         <w:rPr>
           <w:rFonts w:ascii="Microsoft JhengHei" w:hAnsi="Microsoft JhengHei"/>
           <w:b/>
-          <w:color w:val="00695C"/>
-          <w:sz w:val="22"/>
+          <w:color w:val="1B5E20"/>
+          <w:sz w:val="25"/>
         </w:rPr>
-        <w:t>步驟四：一鍵產生報表與下載</w:t>
+        <w:t>【步驟 4】上傳 COA 檢驗截圖與自動 OCR 辨識貼入</w:t>
+      </w:r>
+    </w:p>
+    <w:p>
+      <w:r>
+        <w:rPr>
+          <w:rFonts w:ascii="Microsoft JhengHei" w:hAnsi="Microsoft JhengHei"/>
+        </w:rPr>
+        <w:t>點擊頂部橘色「上傳 COA 截圖」按鈕，可一次選取多張當日檢驗截圖檔。產出三合一單時，系統自動透過 OCR 引擎解析對應批號，將檢驗表頭與數據自動裁切並精確嵌入三合一單 F5 儲存格！</w:t>
       </w:r>
     </w:p>
     <w:p>
       <w:pPr>
-        <w:spacing w:before="60" w:after="80" w:line="276" w:lineRule="auto"/>
-      </w:pPr>
-      <w:r>
-        <w:rPr>
-          <w:rFonts w:ascii="Microsoft JhengHei" w:hAnsi="Microsoft JhengHei"/>
-        </w:rPr>
-        <w:t>在頁面底部點選欲產生的報表：</w:t>
-      </w:r>
-    </w:p>
-    <w:p>
-      <w:pPr>
-        <w:pStyle w:val="ListBullet"/>
-        <w:spacing w:before="40" w:after="40"/>
-      </w:pPr>
-      <w:r>
-        <w:rPr>
-          <w:rFonts w:ascii="Microsoft JhengHei" w:hAnsi="Microsoft JhengHei"/>
-          <w:b/>
-        </w:rPr>
-        <w:t>一鍵產生所有報表 (ZIP 打包)</w:t>
-      </w:r>
-      <w:r>
-        <w:rPr>
-          <w:rFonts w:ascii="Microsoft JhengHei" w:hAnsi="Microsoft JhengHei"/>
-        </w:rPr>
-        <w:t>：一次產生所有選定項次之三合一單 Excel（含 QR Code 與 COA 截圖）以及完整的運輸通知表 Excel。</w:t>
-      </w:r>
-    </w:p>
-    <w:p>
-      <w:pPr>
-        <w:pStyle w:val="ListBullet"/>
-        <w:spacing w:before="40" w:after="40"/>
-      </w:pPr>
-      <w:r>
-        <w:rPr>
-          <w:rFonts w:ascii="Microsoft JhengHei" w:hAnsi="Microsoft JhengHei"/>
-          <w:b/>
-        </w:rPr>
-        <w:t>單獨產生三合一單 Excel</w:t>
-      </w:r>
-      <w:r>
-        <w:rPr>
-          <w:rFonts w:ascii="Microsoft JhengHei" w:hAnsi="Microsoft JhengHei"/>
-        </w:rPr>
-        <w:t>：僅產出三合一單壓縮檔。</w:t>
-      </w:r>
-    </w:p>
-    <w:p>
-      <w:pPr>
-        <w:pStyle w:val="ListBullet"/>
-        <w:spacing w:before="40" w:after="40"/>
-      </w:pPr>
-      <w:r>
-        <w:rPr>
-          <w:rFonts w:ascii="Microsoft JhengHei" w:hAnsi="Microsoft JhengHei"/>
-          <w:b/>
-        </w:rPr>
-        <w:t>單獨產生運輸通知表 Excel</w:t>
-      </w:r>
-      <w:r>
-        <w:rPr>
-          <w:rFonts w:ascii="Microsoft JhengHei" w:hAnsi="Microsoft JhengHei"/>
-        </w:rPr>
-        <w:t>：僅產出運輸通知表（若有修正時間會自動在右側 H~M 欄併排生成紅字修正卡片）。</w:t>
-      </w:r>
-    </w:p>
-    <w:p>
-      <w:pPr>
-        <w:spacing w:before="160" w:after="40"/>
+        <w:spacing w:before="120" w:after="40"/>
         <w:jc w:val="center"/>
       </w:pPr>
       <w:r>
         <w:drawing>
           <wp:inline xmlns:a="http://schemas.openxmlformats.org/drawingml/2006/main" xmlns:pic="http://schemas.openxmlformats.org/drawingml/2006/picture">
-            <wp:extent cx="5303520" cy="2209800"/>
+            <wp:extent cx="5669280" cy="2834640"/>
             <wp:docPr id="4" name="Picture 4"/>
             <wp:cNvGraphicFramePr>
               <a:graphicFrameLocks noChangeAspect="1"/>
@@ -1225,7 +400,7 @@
               <a:graphicData uri="http://schemas.openxmlformats.org/drawingml/2006/picture">
                 <pic:pic>
                   <pic:nvPicPr>
-                    <pic:cNvPr id="0" name="diagram_transport_notice.png"/>
+                    <pic:cNvPr id="0" name="image_coa.png"/>
                     <pic:cNvPicPr/>
                   </pic:nvPicPr>
                   <pic:blipFill>
@@ -1237,7 +412,7 @@
                   <pic:spPr>
                     <a:xfrm>
                       <a:off x="0" y="0"/>
-                      <a:ext cx="5303520" cy="2209800"/>
+                      <a:ext cx="5669280" cy="2834640"/>
                     </a:xfrm>
                     <a:prstGeom prst="rect"/>
                   </pic:spPr>
@@ -1250,49 +425,346 @@
     </w:p>
     <w:p>
       <w:pPr>
-        <w:spacing w:before="0" w:after="160"/>
+        <w:spacing w:after="200"/>
         <w:jc w:val="center"/>
       </w:pPr>
       <w:r>
         <w:rPr>
           <w:rFonts w:ascii="Microsoft JhengHei" w:hAnsi="Microsoft JhengHei"/>
-          <w:i/>
-          <w:color w:val="666666"/>
-          <w:sz w:val="17"/>
+          <w:b/>
+          <w:color w:val="C00000"/>
+          <w:sz w:val="19"/>
         </w:rPr>
-        <w:t>圖：運輸通知表 Excel 雙色左右併排卡片版型</w:t>
+        <w:t>▲ 圖 4：頂部『上傳 COA 截圖』按鈕位置示意圖</w:t>
       </w:r>
     </w:p>
     <w:p>
       <w:pPr>
-        <w:spacing w:before="80" w:after="80"/>
-      </w:pPr>
-      <w:r>
-        <w:rPr>
-          <w:color w:val="CCCCCC"/>
-        </w:rPr>
-        <w:t>―――――――――――――――――――――――――――――――――――――――――――――</w:t>
-      </w:r>
-    </w:p>
-    <w:p>
-      <w:pPr>
-        <w:spacing w:before="240" w:after="120"/>
+        <w:spacing w:before="200" w:after="80"/>
       </w:pPr>
       <w:r>
         <w:rPr>
           <w:rFonts w:ascii="Microsoft JhengHei" w:hAnsi="Microsoft JhengHei"/>
           <w:b/>
-          <w:color w:val="0D47A1"/>
-          <w:sz w:val="26"/>
+          <w:color w:val="1B5E20"/>
+          <w:sz w:val="25"/>
         </w:rPr>
-        <w:t>【五、技術架構與關鍵配置】</w:t>
+        <w:t>【步驟 5】Excel 倒數筆數由下往上智慧擷取</w:t>
+      </w:r>
+    </w:p>
+    <w:p>
+      <w:r>
+        <w:rPr>
+          <w:rFonts w:ascii="Microsoft JhengHei" w:hAnsi="Microsoft JhengHei"/>
+        </w:rPr>
+        <w:t>點擊「從排程匯入」時，系統會彈出 750px 寬版視窗，預設從檔案最後一筆由下往上擷取最新的 5 筆、10 筆或全部資料，防呆避免讀到歷史舊資料！</w:t>
+      </w:r>
+    </w:p>
+    <w:p>
+      <w:pPr>
+        <w:spacing w:before="120" w:after="40"/>
+        <w:jc w:val="center"/>
+      </w:pPr>
+      <w:r>
+        <w:drawing>
+          <wp:inline xmlns:a="http://schemas.openxmlformats.org/drawingml/2006/main" xmlns:pic="http://schemas.openxmlformats.org/drawingml/2006/picture">
+            <wp:extent cx="5669280" cy="2834640"/>
+            <wp:docPr id="5" name="Picture 5"/>
+            <wp:cNvGraphicFramePr>
+              <a:graphicFrameLocks noChangeAspect="1"/>
+            </wp:cNvGraphicFramePr>
+            <a:graphic>
+              <a:graphicData uri="http://schemas.openxmlformats.org/drawingml/2006/picture">
+                <pic:pic>
+                  <pic:nvPicPr>
+                    <pic:cNvPr id="0" name="image4.png"/>
+                    <pic:cNvPicPr/>
+                  </pic:nvPicPr>
+                  <pic:blipFill>
+                    <a:blip r:embed="rId13"/>
+                    <a:stretch>
+                      <a:fillRect/>
+                    </a:stretch>
+                  </pic:blipFill>
+                  <pic:spPr>
+                    <a:xfrm>
+                      <a:off x="0" y="0"/>
+                      <a:ext cx="5669280" cy="2834640"/>
+                    </a:xfrm>
+                    <a:prstGeom prst="rect"/>
+                  </pic:spPr>
+                </pic:pic>
+              </a:graphicData>
+            </a:graphic>
+          </wp:inline>
+        </w:drawing>
+      </w:r>
+    </w:p>
+    <w:p>
+      <w:pPr>
+        <w:spacing w:after="200"/>
+        <w:jc w:val="center"/>
+      </w:pPr>
+      <w:r>
+        <w:rPr>
+          <w:rFonts w:ascii="Microsoft JhengHei" w:hAnsi="Microsoft JhengHei"/>
+          <w:b/>
+          <w:color w:val="C00000"/>
+          <w:sz w:val="19"/>
+        </w:rPr>
+        <w:t>▲ 圖 5：由下往上倒數擷取與即時預覽對話框示意圖</w:t>
+      </w:r>
+    </w:p>
+    <w:p>
+      <w:pPr>
+        <w:spacing w:before="200" w:after="80"/>
+      </w:pPr>
+      <w:r>
+        <w:rPr>
+          <w:rFonts w:ascii="Microsoft JhengHei" w:hAnsi="Microsoft JhengHei"/>
+          <w:b/>
+          <w:color w:val="1B5E20"/>
+          <w:sz w:val="25"/>
+        </w:rPr>
+        <w:t>【步驟 6】一鍵產生報表與全新【槽號】檔名格式</w:t>
+      </w:r>
+    </w:p>
+    <w:p>
+      <w:r>
+        <w:rPr>
+          <w:rFonts w:ascii="Microsoft JhengHei" w:hAnsi="Microsoft JhengHei"/>
+        </w:rPr>
+        <w:t>勾選欲產生的報表種類後，點擊下方「開始批次產生 Excel 報表」。三合一單最新檔名規格加入【槽號】，徹底解決同天同地點出車檔案覆蓋的問題！</w:t>
+      </w:r>
+    </w:p>
+    <w:p>
+      <w:pPr>
+        <w:spacing w:before="120" w:after="40"/>
+        <w:jc w:val="center"/>
+      </w:pPr>
+      <w:r>
+        <w:drawing>
+          <wp:inline xmlns:a="http://schemas.openxmlformats.org/drawingml/2006/main" xmlns:pic="http://schemas.openxmlformats.org/drawingml/2006/picture">
+            <wp:extent cx="5669280" cy="2834640"/>
+            <wp:docPr id="6" name="Picture 6"/>
+            <wp:cNvGraphicFramePr>
+              <a:graphicFrameLocks noChangeAspect="1"/>
+            </wp:cNvGraphicFramePr>
+            <a:graphic>
+              <a:graphicData uri="http://schemas.openxmlformats.org/drawingml/2006/picture">
+                <pic:pic>
+                  <pic:nvPicPr>
+                    <pic:cNvPr id="0" name="image6.png"/>
+                    <pic:cNvPicPr/>
+                  </pic:nvPicPr>
+                  <pic:blipFill>
+                    <a:blip r:embed="rId14"/>
+                    <a:stretch>
+                      <a:fillRect/>
+                    </a:stretch>
+                  </pic:blipFill>
+                  <pic:spPr>
+                    <a:xfrm>
+                      <a:off x="0" y="0"/>
+                      <a:ext cx="5669280" cy="2834640"/>
+                    </a:xfrm>
+                    <a:prstGeom prst="rect"/>
+                  </pic:spPr>
+                </pic:pic>
+              </a:graphicData>
+            </a:graphic>
+          </wp:inline>
+        </w:drawing>
+      </w:r>
+    </w:p>
+    <w:p>
+      <w:pPr>
+        <w:spacing w:after="200"/>
+        <w:jc w:val="center"/>
+      </w:pPr>
+      <w:r>
+        <w:rPr>
+          <w:rFonts w:ascii="Microsoft JhengHei" w:hAnsi="Microsoft JhengHei"/>
+          <w:b/>
+          <w:color w:val="C00000"/>
+          <w:sz w:val="19"/>
+        </w:rPr>
+        <w:t>▲ 圖 6：一鍵批次產生報表與槽號檔名格式示意圖</w:t>
+      </w:r>
+    </w:p>
+    <w:p>
+      <w:pPr>
+        <w:spacing w:before="200" w:after="80"/>
+      </w:pPr>
+      <w:r>
+        <w:rPr>
+          <w:rFonts w:ascii="Microsoft JhengHei" w:hAnsi="Microsoft JhengHei"/>
+          <w:b/>
+          <w:color w:val="1B5E20"/>
+          <w:sz w:val="25"/>
+        </w:rPr>
+        <w:t>【步驟 7】COA 表單自動欄位填寫與防呆覆蓋</w:t>
+      </w:r>
+    </w:p>
+    <w:p>
+      <w:r>
+        <w:rPr>
+          <w:rFonts w:ascii="Microsoft JhengHei" w:hAnsi="Microsoft JhengHei"/>
+        </w:rPr>
+        <w:t>點擊「載入 COA 表單」或「上傳 COA 表單」後，系統會比對排程批號，自動將您填寫的「採購單號前 10 碼」寫入 COA 的 B12。同時若有載入「生產履歷 (Chemical_Lorry)」，更會自動將 Lorry 的廠區 (第 2 欄)、廠期 (第 7 欄)、出貨日 (第 3 欄) 寫入 COA B6、B7 與 B11，且絕對不會異動原本的第 17 欄 (檢驗日期)！</w:t>
+      </w:r>
+    </w:p>
+    <w:p>
+      <w:pPr>
+        <w:spacing w:before="120" w:after="40"/>
+        <w:jc w:val="center"/>
+      </w:pPr>
+      <w:r>
+        <w:drawing>
+          <wp:inline xmlns:a="http://schemas.openxmlformats.org/drawingml/2006/main" xmlns:pic="http://schemas.openxmlformats.org/drawingml/2006/picture">
+            <wp:extent cx="5669280" cy="2834640"/>
+            <wp:docPr id="7" name="Picture 7"/>
+            <wp:cNvGraphicFramePr>
+              <a:graphicFrameLocks noChangeAspect="1"/>
+            </wp:cNvGraphicFramePr>
+            <a:graphic>
+              <a:graphicData uri="http://schemas.openxmlformats.org/drawingml/2006/picture">
+                <pic:pic>
+                  <pic:nvPicPr>
+                    <pic:cNvPr id="0" name="image7.png"/>
+                    <pic:cNvPicPr/>
+                  </pic:nvPicPr>
+                  <pic:blipFill>
+                    <a:blip r:embed="rId15"/>
+                    <a:stretch>
+                      <a:fillRect/>
+                    </a:stretch>
+                  </pic:blipFill>
+                  <pic:spPr>
+                    <a:xfrm>
+                      <a:off x="0" y="0"/>
+                      <a:ext cx="5669280" cy="2834640"/>
+                    </a:xfrm>
+                    <a:prstGeom prst="rect"/>
+                  </pic:spPr>
+                </pic:pic>
+              </a:graphicData>
+            </a:graphic>
+          </wp:inline>
+        </w:drawing>
+      </w:r>
+    </w:p>
+    <w:p>
+      <w:pPr>
+        <w:spacing w:after="200"/>
+        <w:jc w:val="center"/>
+      </w:pPr>
+      <w:r>
+        <w:rPr>
+          <w:rFonts w:ascii="Microsoft JhengHei" w:hAnsi="Microsoft JhengHei"/>
+          <w:b/>
+          <w:color w:val="C00000"/>
+          <w:sz w:val="19"/>
+        </w:rPr>
+        <w:t>▲ 圖 7：COA 表單與生產履歷資料自動 Mapping 示意圖</w:t>
+      </w:r>
+    </w:p>
+    <w:p>
+      <w:pPr>
+        <w:spacing w:before="200" w:after="80"/>
+      </w:pPr>
+      <w:r>
+        <w:rPr>
+          <w:rFonts w:ascii="Microsoft JhengHei" w:hAnsi="Microsoft JhengHei"/>
+          <w:b/>
+          <w:color w:val="1B5E20"/>
+          <w:sz w:val="25"/>
+        </w:rPr>
+        <w:t>【步驟 8】防重複點擊的載入保護機制</w:t>
+      </w:r>
+    </w:p>
+    <w:p>
+      <w:r>
+        <w:rPr>
+          <w:rFonts w:ascii="Microsoft JhengHei" w:hAnsi="Microsoft JhengHei"/>
+        </w:rPr>
+        <w:t>在執行「上傳表單」或「一鍵產生報表」等需處理時間的作業時，系統會自動啟動【全螢幕防呆保護遮罩】並顯示「⏳ 系統處理中，請稍候...」。此狀態下強制鎖住滑鼠點擊功能，徹底防止人員因等待而連按造成的檔案重複上傳與當機問題！</w:t>
+      </w:r>
+    </w:p>
+    <w:p>
+      <w:pPr>
+        <w:spacing w:before="120" w:after="40"/>
+        <w:jc w:val="center"/>
+      </w:pPr>
+      <w:r>
+        <w:drawing>
+          <wp:inline xmlns:a="http://schemas.openxmlformats.org/drawingml/2006/main" xmlns:pic="http://schemas.openxmlformats.org/drawingml/2006/picture">
+            <wp:extent cx="5669280" cy="2834640"/>
+            <wp:docPr id="8" name="Picture 8"/>
+            <wp:cNvGraphicFramePr>
+              <a:graphicFrameLocks noChangeAspect="1"/>
+            </wp:cNvGraphicFramePr>
+            <a:graphic>
+              <a:graphicData uri="http://schemas.openxmlformats.org/drawingml/2006/picture">
+                <pic:pic>
+                  <pic:nvPicPr>
+                    <pic:cNvPr id="0" name="image8.png"/>
+                    <pic:cNvPicPr/>
+                  </pic:nvPicPr>
+                  <pic:blipFill>
+                    <a:blip r:embed="rId16"/>
+                    <a:stretch>
+                      <a:fillRect/>
+                    </a:stretch>
+                  </pic:blipFill>
+                  <pic:spPr>
+                    <a:xfrm>
+                      <a:off x="0" y="0"/>
+                      <a:ext cx="5669280" cy="2834640"/>
+                    </a:xfrm>
+                    <a:prstGeom prst="rect"/>
+                  </pic:spPr>
+                </pic:pic>
+              </a:graphicData>
+            </a:graphic>
+          </wp:inline>
+        </w:drawing>
+      </w:r>
+    </w:p>
+    <w:p>
+      <w:pPr>
+        <w:spacing w:after="200"/>
+        <w:jc w:val="center"/>
+      </w:pPr>
+      <w:r>
+        <w:rPr>
+          <w:rFonts w:ascii="Microsoft JhengHei" w:hAnsi="Microsoft JhengHei"/>
+          <w:b/>
+          <w:color w:val="C00000"/>
+          <w:sz w:val="19"/>
+        </w:rPr>
+        <w:t>▲ 圖 8：防重複點擊全螢幕保護遮罩示意圖</w:t>
+      </w:r>
+    </w:p>
+    <w:p>
+      <w:pPr>
+        <w:spacing w:before="280" w:after="120"/>
+      </w:pPr>
+      <w:r>
+        <w:rPr>
+          <w:rFonts w:ascii="Microsoft JhengHei" w:hAnsi="Microsoft JhengHei"/>
+          <w:b/>
+          <w:color w:val="002060"/>
+          <w:sz w:val="30"/>
+        </w:rPr>
+        <w:t>三、 報表檔名與對照規格</w:t>
       </w:r>
     </w:p>
     <w:tbl>
       <w:tblPr>
         <w:tblW w:type="auto" w:w="0"/>
         <w:jc w:val="center"/>
-        <w:tblLayout w:type="autofit"/>
+        <w:tblLayout w:type="fixed"/>
         <w:tblLook w:firstColumn="1" w:firstRow="1" w:lastColumn="0" w:lastRow="0" w:noHBand="0" w:noVBand="1" w:val="04A0"/>
       </w:tblPr>
       <w:tblGrid>
@@ -1303,79 +775,76 @@
       <w:tr>
         <w:tc>
           <w:tcPr>
-            <w:tcW w:type="dxa" w:w="3312"/>
-            <w:shd w:fill="1A237E"/>
+            <w:tcW w:type="dxa" w:w="2160"/>
+            <w:shd w:fill="002060"/>
             <w:tcMar>
               <w:top w:w="100" w:type="dxa"/>
+              <w:left w:w="120" w:type="dxa"/>
               <w:bottom w:w="100" w:type="dxa"/>
-              <w:left w:w="120" w:type="dxa"/>
               <w:right w:w="120" w:type="dxa"/>
             </w:tcMar>
           </w:tcPr>
           <w:p>
             <w:pPr>
-              <w:spacing w:before="40" w:after="40"/>
+              <w:jc w:val="center"/>
             </w:pPr>
             <w:r>
               <w:rPr>
                 <w:rFonts w:ascii="Microsoft JhengHei" w:hAnsi="Microsoft JhengHei"/>
                 <w:b/>
                 <w:color w:val="FFFFFF"/>
-                <w:sz w:val="19"/>
               </w:rPr>
-              <w:t>模組</w:t>
+              <w:t>報表類型</w:t>
+            </w:r>
+          </w:p>
+        </w:tc>
+        <w:tc>
+          <w:tcPr>
+            <w:tcW w:type="dxa" w:w="4608"/>
+            <w:shd w:fill="002060"/>
+            <w:tcMar>
+              <w:top w:w="100" w:type="dxa"/>
+              <w:left w:w="120" w:type="dxa"/>
+              <w:bottom w:w="100" w:type="dxa"/>
+              <w:right w:w="120" w:type="dxa"/>
+            </w:tcMar>
+          </w:tcPr>
+          <w:p>
+            <w:pPr>
+              <w:jc w:val="center"/>
+            </w:pPr>
+            <w:r>
+              <w:rPr>
+                <w:rFonts w:ascii="Microsoft JhengHei" w:hAnsi="Microsoft JhengHei"/>
+                <w:b/>
+                <w:color w:val="FFFFFF"/>
+              </w:rPr>
+              <w:t>檔名命名規格</w:t>
             </w:r>
           </w:p>
         </w:tc>
         <w:tc>
           <w:tcPr>
             <w:tcW w:type="dxa" w:w="3312"/>
-            <w:shd w:fill="1A237E"/>
+            <w:shd w:fill="002060"/>
             <w:tcMar>
               <w:top w:w="100" w:type="dxa"/>
+              <w:left w:w="120" w:type="dxa"/>
               <w:bottom w:w="100" w:type="dxa"/>
-              <w:left w:w="120" w:type="dxa"/>
               <w:right w:w="120" w:type="dxa"/>
             </w:tcMar>
           </w:tcPr>
           <w:p>
             <w:pPr>
-              <w:spacing w:before="40" w:after="40"/>
+              <w:jc w:val="center"/>
             </w:pPr>
             <w:r>
               <w:rPr>
                 <w:rFonts w:ascii="Microsoft JhengHei" w:hAnsi="Microsoft JhengHei"/>
                 <w:b/>
                 <w:color w:val="FFFFFF"/>
-                <w:sz w:val="19"/>
               </w:rPr>
-              <w:t>技術方案</w:t>
-            </w:r>
-          </w:p>
-        </w:tc>
-        <w:tc>
-          <w:tcPr>
-            <w:tcW w:type="dxa" w:w="3312"/>
-            <w:shd w:fill="1A237E"/>
-            <w:tcMar>
-              <w:top w:w="100" w:type="dxa"/>
-              <w:bottom w:w="100" w:type="dxa"/>
-              <w:left w:w="120" w:type="dxa"/>
-              <w:right w:w="120" w:type="dxa"/>
-            </w:tcMar>
-          </w:tcPr>
-          <w:p>
-            <w:pPr>
-              <w:spacing w:before="40" w:after="40"/>
-            </w:pPr>
-            <w:r>
-              <w:rPr>
-                <w:rFonts w:ascii="Microsoft JhengHei" w:hAnsi="Microsoft JhengHei"/>
-                <w:b/>
-                <w:color w:val="FFFFFF"/>
-                <w:sz w:val="19"/>
-              </w:rPr>
-              <w:t>關鍵設計說明</w:t>
+              <w:t>說明 / 特色</w:t>
             </w:r>
           </w:p>
         </w:tc>
@@ -1383,103 +852,45 @@
       <w:tr>
         <w:tc>
           <w:tcPr>
-            <w:tcW w:type="dxa" w:w="3312"/>
-            <w:shd w:fill="F8F9FA"/>
+            <w:tcW w:type="dxa" w:w="2160"/>
+            <w:shd w:fill="FFFFFF"/>
             <w:tcMar>
               <w:top w:w="80" w:type="dxa"/>
+              <w:left w:w="120" w:type="dxa"/>
               <w:bottom w:w="80" w:type="dxa"/>
-              <w:left w:w="120" w:type="dxa"/>
               <w:right w:w="120" w:type="dxa"/>
             </w:tcMar>
           </w:tcPr>
           <w:p>
             <w:pPr>
-              <w:spacing w:before="40" w:after="40"/>
+              <w:jc w:val="center"/>
             </w:pPr>
             <w:r>
               <w:rPr>
                 <w:rFonts w:ascii="Microsoft JhengHei" w:hAnsi="Microsoft JhengHei"/>
-                <w:color w:val="333333"/>
-                <w:sz w:val="18"/>
+                <w:b/>
               </w:rPr>
-              <w:t>前端架構</w:t>
+              <w:t>獨立三合一單</w:t>
             </w:r>
           </w:p>
         </w:tc>
         <w:tc>
           <w:tcPr>
-            <w:tcW w:type="dxa" w:w="3312"/>
-            <w:shd w:fill="F8F9FA"/>
+            <w:tcW w:type="dxa" w:w="4608"/>
+            <w:shd w:fill="FFFFFF"/>
             <w:tcMar>
               <w:top w:w="80" w:type="dxa"/>
+              <w:left w:w="120" w:type="dxa"/>
               <w:bottom w:w="80" w:type="dxa"/>
-              <w:left w:w="120" w:type="dxa"/>
               <w:right w:w="120" w:type="dxa"/>
             </w:tcMar>
           </w:tcPr>
           <w:p>
-            <w:pPr>
-              <w:spacing w:before="40" w:after="40"/>
-            </w:pPr>
             <w:r>
               <w:rPr>
                 <w:rFonts w:ascii="Microsoft JhengHei" w:hAnsi="Microsoft JhengHei"/>
-                <w:color w:val="333333"/>
-                <w:sz w:val="18"/>
               </w:rPr>
-              <w:t>HTML5 + Vanilla JS (SPA)</w:t>
-            </w:r>
-          </w:p>
-        </w:tc>
-        <w:tc>
-          <w:tcPr>
-            <w:tcW w:type="dxa" w:w="3312"/>
-            <w:shd w:fill="F8F9FA"/>
-            <w:tcMar>
-              <w:top w:w="80" w:type="dxa"/>
-              <w:bottom w:w="80" w:type="dxa"/>
-              <w:left w:w="120" w:type="dxa"/>
-              <w:right w:w="120" w:type="dxa"/>
-            </w:tcMar>
-          </w:tcPr>
-          <w:p>
-            <w:pPr>
-              <w:spacing w:before="40" w:after="40"/>
-            </w:pPr>
-            <w:r>
-              <w:rPr>
-                <w:rFonts w:ascii="Microsoft JhengHei" w:hAnsi="Microsoft JhengHei"/>
-                <w:color w:val="333333"/>
-                <w:sz w:val="18"/>
-              </w:rPr>
-              <w:t>零前端建置流程，開啟即用</w:t>
-            </w:r>
-          </w:p>
-        </w:tc>
-      </w:tr>
-      <w:tr>
-        <w:tc>
-          <w:tcPr>
-            <w:tcW w:type="dxa" w:w="3312"/>
-            <w:shd w:fill="FFFFFF"/>
-            <w:tcMar>
-              <w:top w:w="80" w:type="dxa"/>
-              <w:bottom w:w="80" w:type="dxa"/>
-              <w:left w:w="120" w:type="dxa"/>
-              <w:right w:w="120" w:type="dxa"/>
-            </w:tcMar>
-          </w:tcPr>
-          <w:p>
-            <w:pPr>
-              <w:spacing w:before="40" w:after="40"/>
-            </w:pPr>
-            <w:r>
-              <w:rPr>
-                <w:rFonts w:ascii="Microsoft JhengHei" w:hAnsi="Microsoft JhengHei"/>
-                <w:color w:val="333333"/>
-                <w:sz w:val="18"/>
-              </w:rPr>
-              <w:t>影像 OCR</w:t>
+              <w:t>[出貨日期]. [地點]_[槽號]_台積電槽車barcode三合一單.xlsx</w:t>
             </w:r>
           </w:p>
         </w:tc>
@@ -1489,22 +900,129 @@
             <w:shd w:fill="FFFFFF"/>
             <w:tcMar>
               <w:top w:w="80" w:type="dxa"/>
+              <w:left w:w="120" w:type="dxa"/>
               <w:bottom w:w="80" w:type="dxa"/>
+              <w:right w:w="120" w:type="dxa"/>
+            </w:tcMar>
+          </w:tcPr>
+          <w:p>
+            <w:r>
+              <w:rPr>
+                <w:rFonts w:ascii="Microsoft JhengHei" w:hAnsi="Microsoft JhengHei"/>
+              </w:rPr>
+              <w:t>例如：2026.8.20. 18P3B_E319_台積電槽車barcode三合一單.xlsx（含自動 QR Code 與 COA 檢驗截圖嵌入）</w:t>
+            </w:r>
+          </w:p>
+        </w:tc>
+      </w:tr>
+      <w:tr>
+        <w:tc>
+          <w:tcPr>
+            <w:tcW w:type="dxa" w:w="2160"/>
+            <w:shd w:fill="F9F9F9"/>
+            <w:tcMar>
+              <w:top w:w="80" w:type="dxa"/>
               <w:left w:w="120" w:type="dxa"/>
+              <w:bottom w:w="80" w:type="dxa"/>
               <w:right w:w="120" w:type="dxa"/>
             </w:tcMar>
           </w:tcPr>
           <w:p>
             <w:pPr>
-              <w:spacing w:before="40" w:after="40"/>
+              <w:jc w:val="center"/>
             </w:pPr>
             <w:r>
               <w:rPr>
                 <w:rFonts w:ascii="Microsoft JhengHei" w:hAnsi="Microsoft JhengHei"/>
-                <w:color w:val="333333"/>
-                <w:sz w:val="18"/>
+                <w:b/>
               </w:rPr>
-              <w:t>Tesseract.js (CDN)</w:t>
+              <w:t>單列生產履歷 (Chemical_Lorry)</w:t>
+            </w:r>
+          </w:p>
+        </w:tc>
+        <w:tc>
+          <w:tcPr>
+            <w:tcW w:type="dxa" w:w="4608"/>
+            <w:shd w:fill="F9F9F9"/>
+            <w:tcMar>
+              <w:top w:w="80" w:type="dxa"/>
+              <w:left w:w="120" w:type="dxa"/>
+              <w:bottom w:w="80" w:type="dxa"/>
+              <w:right w:w="120" w:type="dxa"/>
+            </w:tcMar>
+          </w:tcPr>
+          <w:p>
+            <w:r>
+              <w:rPr>
+                <w:rFonts w:ascii="Microsoft JhengHei" w:hAnsi="Microsoft JhengHei"/>
+              </w:rPr>
+              <w:t>單列生產履歷 (Chemical_Lorry).xlsx</w:t>
+            </w:r>
+          </w:p>
+        </w:tc>
+        <w:tc>
+          <w:tcPr>
+            <w:tcW w:type="dxa" w:w="3312"/>
+            <w:shd w:fill="F9F9F9"/>
+            <w:tcMar>
+              <w:top w:w="80" w:type="dxa"/>
+              <w:left w:w="120" w:type="dxa"/>
+              <w:bottom w:w="80" w:type="dxa"/>
+              <w:right w:w="120" w:type="dxa"/>
+            </w:tcMar>
+          </w:tcPr>
+          <w:p>
+            <w:r>
+              <w:rPr>
+                <w:rFonts w:ascii="Microsoft JhengHei" w:hAnsi="Microsoft JhengHei"/>
+              </w:rPr>
+              <w:t>將多筆排程資料自動彙整並產生單列生產履歷報表，方便後續對接 COA 等其他表單</w:t>
+            </w:r>
+          </w:p>
+        </w:tc>
+      </w:tr>
+      <w:tr>
+        <w:tc>
+          <w:tcPr>
+            <w:tcW w:type="dxa" w:w="2160"/>
+            <w:shd w:fill="FFFFFF"/>
+            <w:tcMar>
+              <w:top w:w="80" w:type="dxa"/>
+              <w:left w:w="120" w:type="dxa"/>
+              <w:bottom w:w="80" w:type="dxa"/>
+              <w:right w:w="120" w:type="dxa"/>
+            </w:tcMar>
+          </w:tcPr>
+          <w:p>
+            <w:pPr>
+              <w:jc w:val="center"/>
+            </w:pPr>
+            <w:r>
+              <w:rPr>
+                <w:rFonts w:ascii="Microsoft JhengHei" w:hAnsi="Microsoft JhengHei"/>
+                <w:b/>
+              </w:rPr>
+              <w:t>歸檔資料夾</w:t>
+            </w:r>
+          </w:p>
+        </w:tc>
+        <w:tc>
+          <w:tcPr>
+            <w:tcW w:type="dxa" w:w="4608"/>
+            <w:shd w:fill="FFFFFF"/>
+            <w:tcMar>
+              <w:top w:w="80" w:type="dxa"/>
+              <w:left w:w="120" w:type="dxa"/>
+              <w:bottom w:w="80" w:type="dxa"/>
+              <w:right w:w="120" w:type="dxa"/>
+            </w:tcMar>
+          </w:tcPr>
+          <w:p>
+            <w:r>
+              <w:rPr>
+                <w:rFonts w:ascii="Microsoft JhengHei" w:hAnsi="Microsoft JhengHei"/>
+              </w:rPr>
+              <w:t>三合一單輸出_YYYYMMDD</w:t>
             </w:r>
           </w:p>
         </w:tc>
@@ -1514,330 +1032,17 @@
             <w:shd w:fill="FFFFFF"/>
             <w:tcMar>
               <w:top w:w="80" w:type="dxa"/>
+              <w:left w:w="120" w:type="dxa"/>
               <w:bottom w:w="80" w:type="dxa"/>
-              <w:left w:w="120" w:type="dxa"/>
               <w:right w:w="120" w:type="dxa"/>
             </w:tcMar>
           </w:tcPr>
           <w:p>
-            <w:pPr>
-              <w:spacing w:before="40" w:after="40"/>
-            </w:pPr>
             <w:r>
               <w:rPr>
                 <w:rFonts w:ascii="Microsoft JhengHei" w:hAnsi="Microsoft JhengHei"/>
-                <w:color w:val="333333"/>
-                <w:sz w:val="18"/>
               </w:rPr>
-              <w:t>前端純 JavaScript 辨識，不依賴本機 tesseract.exe</w:t>
-            </w:r>
-          </w:p>
-        </w:tc>
-      </w:tr>
-      <w:tr>
-        <w:tc>
-          <w:tcPr>
-            <w:tcW w:type="dxa" w:w="3312"/>
-            <w:shd w:fill="F8F9FA"/>
-            <w:tcMar>
-              <w:top w:w="80" w:type="dxa"/>
-              <w:bottom w:w="80" w:type="dxa"/>
-              <w:left w:w="120" w:type="dxa"/>
-              <w:right w:w="120" w:type="dxa"/>
-            </w:tcMar>
-          </w:tcPr>
-          <w:p>
-            <w:pPr>
-              <w:spacing w:before="40" w:after="40"/>
-            </w:pPr>
-            <w:r>
-              <w:rPr>
-                <w:rFonts w:ascii="Microsoft JhengHei" w:hAnsi="Microsoft JhengHei"/>
-                <w:color w:val="333333"/>
-                <w:sz w:val="18"/>
-              </w:rPr>
-              <w:t>排程解析</w:t>
-            </w:r>
-          </w:p>
-        </w:tc>
-        <w:tc>
-          <w:tcPr>
-            <w:tcW w:type="dxa" w:w="3312"/>
-            <w:shd w:fill="F8F9FA"/>
-            <w:tcMar>
-              <w:top w:w="80" w:type="dxa"/>
-              <w:bottom w:w="80" w:type="dxa"/>
-              <w:left w:w="120" w:type="dxa"/>
-              <w:right w:w="120" w:type="dxa"/>
-            </w:tcMar>
-          </w:tcPr>
-          <w:p>
-            <w:pPr>
-              <w:spacing w:before="40" w:after="40"/>
-            </w:pPr>
-            <w:r>
-              <w:rPr>
-                <w:rFonts w:ascii="Microsoft JhengHei" w:hAnsi="Microsoft JhengHei"/>
-                <w:color w:val="333333"/>
-                <w:sz w:val="18"/>
-              </w:rPr>
-              <w:t>SheetJS (xlsx.full.min.js)</w:t>
-            </w:r>
-          </w:p>
-        </w:tc>
-        <w:tc>
-          <w:tcPr>
-            <w:tcW w:type="dxa" w:w="3312"/>
-            <w:shd w:fill="F8F9FA"/>
-            <w:tcMar>
-              <w:top w:w="80" w:type="dxa"/>
-              <w:bottom w:w="80" w:type="dxa"/>
-              <w:left w:w="120" w:type="dxa"/>
-              <w:right w:w="120" w:type="dxa"/>
-            </w:tcMar>
-          </w:tcPr>
-          <w:p>
-            <w:pPr>
-              <w:spacing w:before="40" w:after="40"/>
-            </w:pPr>
-            <w:r>
-              <w:rPr>
-                <w:rFonts w:ascii="Microsoft JhengHei" w:hAnsi="Microsoft JhengHei"/>
-                <w:color w:val="333333"/>
-                <w:sz w:val="18"/>
-              </w:rPr>
-              <w:t>瀏覽器端秒級解析多工作表 Excel</w:t>
-            </w:r>
-          </w:p>
-        </w:tc>
-      </w:tr>
-      <w:tr>
-        <w:tc>
-          <w:tcPr>
-            <w:tcW w:type="dxa" w:w="3312"/>
-            <w:shd w:fill="FFFFFF"/>
-            <w:tcMar>
-              <w:top w:w="80" w:type="dxa"/>
-              <w:bottom w:w="80" w:type="dxa"/>
-              <w:left w:w="120" w:type="dxa"/>
-              <w:right w:w="120" w:type="dxa"/>
-            </w:tcMar>
-          </w:tcPr>
-          <w:p>
-            <w:pPr>
-              <w:spacing w:before="40" w:after="40"/>
-            </w:pPr>
-            <w:r>
-              <w:rPr>
-                <w:rFonts w:ascii="Microsoft JhengHei" w:hAnsi="Microsoft JhengHei"/>
-                <w:color w:val="333333"/>
-                <w:sz w:val="18"/>
-              </w:rPr>
-              <w:t>後端伺服器</w:t>
-            </w:r>
-          </w:p>
-        </w:tc>
-        <w:tc>
-          <w:tcPr>
-            <w:tcW w:type="dxa" w:w="3312"/>
-            <w:shd w:fill="FFFFFF"/>
-            <w:tcMar>
-              <w:top w:w="80" w:type="dxa"/>
-              <w:bottom w:w="80" w:type="dxa"/>
-              <w:left w:w="120" w:type="dxa"/>
-              <w:right w:w="120" w:type="dxa"/>
-            </w:tcMar>
-          </w:tcPr>
-          <w:p>
-            <w:pPr>
-              <w:spacing w:before="40" w:after="40"/>
-            </w:pPr>
-            <w:r>
-              <w:rPr>
-                <w:rFonts w:ascii="Microsoft JhengHei" w:hAnsi="Microsoft JhengHei"/>
-                <w:color w:val="333333"/>
-                <w:sz w:val="18"/>
-              </w:rPr>
-              <w:t>Python FastAPI + Uvicorn</w:t>
-            </w:r>
-          </w:p>
-        </w:tc>
-        <w:tc>
-          <w:tcPr>
-            <w:tcW w:type="dxa" w:w="3312"/>
-            <w:shd w:fill="FFFFFF"/>
-            <w:tcMar>
-              <w:top w:w="80" w:type="dxa"/>
-              <w:bottom w:w="80" w:type="dxa"/>
-              <w:left w:w="120" w:type="dxa"/>
-              <w:right w:w="120" w:type="dxa"/>
-            </w:tcMar>
-          </w:tcPr>
-          <w:p>
-            <w:pPr>
-              <w:spacing w:before="40" w:after="40"/>
-            </w:pPr>
-            <w:r>
-              <w:rPr>
-                <w:rFonts w:ascii="Microsoft JhengHei" w:hAnsi="Microsoft JhengHei"/>
-                <w:color w:val="333333"/>
-                <w:sz w:val="18"/>
-              </w:rPr>
-              <w:t>高併發異步伺服器，自動 Port Fallback</w:t>
-            </w:r>
-          </w:p>
-        </w:tc>
-      </w:tr>
-      <w:tr>
-        <w:tc>
-          <w:tcPr>
-            <w:tcW w:type="dxa" w:w="3312"/>
-            <w:shd w:fill="F8F9FA"/>
-            <w:tcMar>
-              <w:top w:w="80" w:type="dxa"/>
-              <w:bottom w:w="80" w:type="dxa"/>
-              <w:left w:w="120" w:type="dxa"/>
-              <w:right w:w="120" w:type="dxa"/>
-            </w:tcMar>
-          </w:tcPr>
-          <w:p>
-            <w:pPr>
-              <w:spacing w:before="40" w:after="40"/>
-            </w:pPr>
-            <w:r>
-              <w:rPr>
-                <w:rFonts w:ascii="Microsoft JhengHei" w:hAnsi="Microsoft JhengHei"/>
-                <w:color w:val="333333"/>
-                <w:sz w:val="18"/>
-              </w:rPr>
-              <w:t>Excel 產單</w:t>
-            </w:r>
-          </w:p>
-        </w:tc>
-        <w:tc>
-          <w:tcPr>
-            <w:tcW w:type="dxa" w:w="3312"/>
-            <w:shd w:fill="F8F9FA"/>
-            <w:tcMar>
-              <w:top w:w="80" w:type="dxa"/>
-              <w:bottom w:w="80" w:type="dxa"/>
-              <w:left w:w="120" w:type="dxa"/>
-              <w:right w:w="120" w:type="dxa"/>
-            </w:tcMar>
-          </w:tcPr>
-          <w:p>
-            <w:pPr>
-              <w:spacing w:before="40" w:after="40"/>
-            </w:pPr>
-            <w:r>
-              <w:rPr>
-                <w:rFonts w:ascii="Microsoft JhengHei" w:hAnsi="Microsoft JhengHei"/>
-                <w:color w:val="333333"/>
-                <w:sz w:val="18"/>
-              </w:rPr>
-              <w:t>openpyxl</w:t>
-            </w:r>
-          </w:p>
-        </w:tc>
-        <w:tc>
-          <w:tcPr>
-            <w:tcW w:type="dxa" w:w="3312"/>
-            <w:shd w:fill="F8F9FA"/>
-            <w:tcMar>
-              <w:top w:w="80" w:type="dxa"/>
-              <w:bottom w:w="80" w:type="dxa"/>
-              <w:left w:w="120" w:type="dxa"/>
-              <w:right w:w="120" w:type="dxa"/>
-            </w:tcMar>
-          </w:tcPr>
-          <w:p>
-            <w:pPr>
-              <w:spacing w:before="40" w:after="40"/>
-            </w:pPr>
-            <w:r>
-              <w:rPr>
-                <w:rFonts w:ascii="Microsoft JhengHei" w:hAnsi="Microsoft JhengHei"/>
-                <w:color w:val="333333"/>
-                <w:sz w:val="18"/>
-              </w:rPr>
-              <w:t>保留官方樣板公式、格式、QR Code 與圖片嵌入</w:t>
-            </w:r>
-          </w:p>
-        </w:tc>
-      </w:tr>
-      <w:tr>
-        <w:tc>
-          <w:tcPr>
-            <w:tcW w:type="dxa" w:w="3312"/>
-            <w:shd w:fill="FFFFFF"/>
-            <w:tcMar>
-              <w:top w:w="80" w:type="dxa"/>
-              <w:bottom w:w="80" w:type="dxa"/>
-              <w:left w:w="120" w:type="dxa"/>
-              <w:right w:w="120" w:type="dxa"/>
-            </w:tcMar>
-          </w:tcPr>
-          <w:p>
-            <w:pPr>
-              <w:spacing w:before="40" w:after="40"/>
-            </w:pPr>
-            <w:r>
-              <w:rPr>
-                <w:rFonts w:ascii="Microsoft JhengHei" w:hAnsi="Microsoft JhengHei"/>
-                <w:color w:val="333333"/>
-                <w:sz w:val="18"/>
-              </w:rPr>
-              <w:t>圖片處理</w:t>
-            </w:r>
-          </w:p>
-        </w:tc>
-        <w:tc>
-          <w:tcPr>
-            <w:tcW w:type="dxa" w:w="3312"/>
-            <w:shd w:fill="FFFFFF"/>
-            <w:tcMar>
-              <w:top w:w="80" w:type="dxa"/>
-              <w:bottom w:w="80" w:type="dxa"/>
-              <w:left w:w="120" w:type="dxa"/>
-              <w:right w:w="120" w:type="dxa"/>
-            </w:tcMar>
-          </w:tcPr>
-          <w:p>
-            <w:pPr>
-              <w:spacing w:before="40" w:after="40"/>
-            </w:pPr>
-            <w:r>
-              <w:rPr>
-                <w:rFonts w:ascii="Microsoft JhengHei" w:hAnsi="Microsoft JhengHei"/>
-                <w:color w:val="333333"/>
-                <w:sz w:val="18"/>
-              </w:rPr>
-              <w:t>Pillow (PIL)</w:t>
-            </w:r>
-          </w:p>
-        </w:tc>
-        <w:tc>
-          <w:tcPr>
-            <w:tcW w:type="dxa" w:w="3312"/>
-            <w:shd w:fill="FFFFFF"/>
-            <w:tcMar>
-              <w:top w:w="80" w:type="dxa"/>
-              <w:bottom w:w="80" w:type="dxa"/>
-              <w:left w:w="120" w:type="dxa"/>
-              <w:right w:w="120" w:type="dxa"/>
-            </w:tcMar>
-          </w:tcPr>
-          <w:p>
-            <w:pPr>
-              <w:spacing w:before="40" w:after="40"/>
-            </w:pPr>
-            <w:r>
-              <w:rPr>
-                <w:rFonts w:ascii="Microsoft JhengHei" w:hAnsi="Microsoft JhengHei"/>
-                <w:color w:val="333333"/>
-                <w:sz w:val="18"/>
-              </w:rPr>
-              <w:t>動態像素裁切與單行表頭拼接</w:t>
+              <w:t>例如：三合一單輸出_20260820，一天集中於同一資料夾</w:t>
             </w:r>
           </w:p>
         </w:tc>
@@ -1845,142 +1050,156 @@
     </w:tbl>
     <w:p>
       <w:pPr>
-        <w:spacing w:after="80"/>
-      </w:pPr>
-    </w:p>
-    <w:p>
-      <w:pPr>
-        <w:spacing w:before="80" w:after="80"/>
-      </w:pPr>
-      <w:r>
-        <w:rPr>
-          <w:color w:val="CCCCCC"/>
-        </w:rPr>
-        <w:t>―――――――――――――――――――――――――――――――――――――――――――――</w:t>
-      </w:r>
-    </w:p>
-    <w:p>
-      <w:pPr>
-        <w:spacing w:before="240" w:after="120"/>
+        <w:spacing w:before="320" w:after="120"/>
       </w:pPr>
       <w:r>
         <w:rPr>
           <w:rFonts w:ascii="Microsoft JhengHei" w:hAnsi="Microsoft JhengHei"/>
           <w:b/>
-          <w:color w:val="0D47A1"/>
-          <w:sz w:val="26"/>
+          <w:color w:val="002060"/>
+          <w:sz w:val="30"/>
         </w:rPr>
-        <w:t>【六、現場維護與避坑指南】</w:t>
+        <w:t>四、 常見問題與故障排除 (Troubleshooting &amp; FAQ)</w:t>
       </w:r>
     </w:p>
     <w:p>
       <w:pPr>
-        <w:pStyle w:val="ListNumber"/>
-        <w:spacing w:before="40" w:after="40"/>
+        <w:spacing w:before="160" w:after="40"/>
       </w:pPr>
       <w:r>
         <w:rPr>
           <w:rFonts w:ascii="Microsoft JhengHei" w:hAnsi="Microsoft JhengHei"/>
+          <w:b/>
+          <w:color w:val="00509E"/>
+          <w:sz w:val="23"/>
         </w:rPr>
-        <w:t>批號長度嚴格限制 10 碼：</w:t>
+        <w:t>Q1：產出時跳出「批號長度錯誤」或槽號未自動帶出？</w:t>
       </w:r>
     </w:p>
     <w:p>
       <w:pPr>
-        <w:pStyle w:val="ListBullet"/>
-        <w:spacing w:before="40" w:after="40"/>
+        <w:spacing w:before="0" w:after="120"/>
       </w:pPr>
       <w:r>
         <w:rPr>
           <w:rFonts w:ascii="Microsoft JhengHei" w:hAnsi="Microsoft JhengHei"/>
+          <w:sz w:val="21"/>
         </w:rPr>
-        <w:t xml:space="preserve">鴻勝系統批號一律嚴格限定為 10 碼（如 </w:t>
-      </w:r>
-      <w:r>
-        <w:rPr>
-          <w:rFonts w:ascii="Consolas" w:hAnsi="Consolas"/>
-          <w:color w:val="B71C1C"/>
-          <w:sz w:val="18"/>
-        </w:rPr>
-        <w:t>26814E3191</w:t>
-      </w:r>
-      <w:r>
-        <w:rPr>
-          <w:rFonts w:ascii="Microsoft JhengHei" w:hAnsi="Microsoft JhengHei"/>
-        </w:rPr>
-        <w:t>）。</w:t>
+        <w:t>【原因與排除】台積電槽車批號嚴格規定為 10 碼（英數字）。請檢查輸入框內是否有前後多打空格、少碼或誤貼。修正為完整 10 碼後，系統會自動在「槽號」欄位帶出 3~4 碼對應槽號。</w:t>
       </w:r>
     </w:p>
     <w:p>
       <w:pPr>
-        <w:pStyle w:val="ListBullet"/>
-        <w:spacing w:before="40" w:after="40"/>
+        <w:spacing w:before="160" w:after="40"/>
       </w:pPr>
       <w:r>
         <w:rPr>
           <w:rFonts w:ascii="Microsoft JhengHei" w:hAnsi="Microsoft JhengHei"/>
+          <w:b/>
+          <w:color w:val="00509E"/>
+          <w:sz w:val="23"/>
         </w:rPr>
-        <w:t>請勿與勝一三合一系統（10~11 碼）邏輯混淆。</w:t>
+        <w:t>Q2：地點輸入後「長代號」欄位顯示紅色「對照表中找不到」？</w:t>
       </w:r>
     </w:p>
     <w:p>
       <w:pPr>
-        <w:pStyle w:val="ListNumber"/>
-        <w:spacing w:before="40" w:after="40"/>
+        <w:spacing w:before="0" w:after="120"/>
       </w:pPr>
       <w:r>
         <w:rPr>
           <w:rFonts w:ascii="Microsoft JhengHei" w:hAnsi="Microsoft JhengHei"/>
+          <w:sz w:val="21"/>
         </w:rPr>
-        <w:t>運輸通知表卡片間距：</w:t>
+        <w:t>【原因與排除】表示輸入之地點代號尚未登錄在『地點代號對照表.xlsx』中。排除步驟：</w:t>
+        <w:br/>
+        <w:t>1. 開啟軟體同目錄下的『地點代號對照表.xlsx』檔案。</w:t>
+        <w:br/>
+        <w:t>2. 在下方新增對應之地點名稱與長代號後儲存檔案。</w:t>
+        <w:br/>
+        <w:t>3. 回到軟體視窗點擊頂部「重新載入對照表」按鈕即可立即生效，無需關閉重啟程式！</w:t>
       </w:r>
     </w:p>
     <w:p>
       <w:pPr>
-        <w:pStyle w:val="ListBullet"/>
-        <w:spacing w:before="40" w:after="40"/>
+        <w:spacing w:before="160" w:after="40"/>
       </w:pPr>
       <w:r>
         <w:rPr>
           <w:rFonts w:ascii="Microsoft JhengHei" w:hAnsi="Microsoft JhengHei"/>
+          <w:b/>
+          <w:color w:val="00509E"/>
+          <w:sz w:val="23"/>
         </w:rPr>
-        <w:t>運輸通知表每張卡片高度固定為 6 列資料 + 1 列空白分隔列（週期固定為 7 列）。</w:t>
+        <w:t>Q3：COA 檢驗截圖上傳後，產出之三合一單 F5 儲存格未帶出檢驗圖？</w:t>
       </w:r>
     </w:p>
     <w:p>
       <w:pPr>
-        <w:pStyle w:val="ListBullet"/>
-        <w:spacing w:before="40" w:after="40"/>
+        <w:spacing w:before="0" w:after="120"/>
       </w:pPr>
       <w:r>
         <w:rPr>
           <w:rFonts w:ascii="Microsoft JhengHei" w:hAnsi="Microsoft JhengHei"/>
+          <w:sz w:val="21"/>
         </w:rPr>
-        <w:t>解析時必須依據第 1, 8, 15, 22... 列之座標進行讀取。</w:t>
+        <w:t>【原因與排除】請依序確認以下兩點：</w:t>
+        <w:br/>
+        <w:t>1. 確認截圖清晰度：COA 截圖內的「批號」文字請保持清晰、勿過度壓縮或遮蔽。</w:t>
+        <w:br/>
+        <w:t>2. 確認 OCR 引擎已安裝：點擊「上傳 COA 截圖」時若系統提示尚未安裝 Tesseract-OCR，請依彈出視窗引導下載安裝於預設路徑即可自動啟用。</w:t>
       </w:r>
     </w:p>
     <w:p>
       <w:pPr>
-        <w:pStyle w:val="ListNumber"/>
-        <w:spacing w:before="40" w:after="40"/>
+        <w:spacing w:before="160" w:after="40"/>
       </w:pPr>
       <w:r>
         <w:rPr>
           <w:rFonts w:ascii="Microsoft JhengHei" w:hAnsi="Microsoft JhengHei"/>
+          <w:b/>
+          <w:color w:val="00509E"/>
+          <w:sz w:val="23"/>
         </w:rPr>
-        <w:t>區網連線防火牆設定：</w:t>
+        <w:t>Q4：點擊「開始批次產生 Excel 報表」時跳出「Permission Denied (權限遭拒)」？</w:t>
       </w:r>
     </w:p>
     <w:p>
       <w:pPr>
-        <w:pStyle w:val="ListBullet"/>
-        <w:spacing w:before="40" w:after="40"/>
+        <w:spacing w:before="0" w:after="120"/>
       </w:pPr>
       <w:r>
         <w:rPr>
           <w:rFonts w:ascii="Microsoft JhengHei" w:hAnsi="Microsoft JhengHei"/>
+          <w:sz w:val="21"/>
         </w:rPr>
-        <w:t>第一次在 Windows 執行批次檔時，若彈出「Windows Defender 防火牆」提示，請勾選「私人網路」並點擊「允許存取」。</w:t>
+        <w:t>【原因與排除】通常是因為同名的 Excel 檔案目前正被人員以 Microsoft Excel 開啟檢視中，導致檔案被作業系統鎖定無法覆寫。排除方法：請先將開啟中的 Excel 檔案存檔並關閉，再重新點擊產生按鈕即可。</w:t>
+      </w:r>
+    </w:p>
+    <w:p>
+      <w:pPr>
+        <w:spacing w:before="160" w:after="40"/>
+      </w:pPr>
+      <w:r>
+        <w:rPr>
+          <w:rFonts w:ascii="Microsoft JhengHei" w:hAnsi="Microsoft JhengHei"/>
+          <w:b/>
+          <w:color w:val="00509E"/>
+          <w:sz w:val="23"/>
+        </w:rPr>
+        <w:t>Q5：同天多次出車，舊的三合一單是否會被後續產生的檔案覆蓋？</w:t>
+      </w:r>
+    </w:p>
+    <w:p>
+      <w:pPr>
+        <w:spacing w:before="0" w:after="120"/>
+      </w:pPr>
+      <w:r>
+        <w:rPr>
+          <w:rFonts w:ascii="Microsoft JhengHei" w:hAnsi="Microsoft JhengHei"/>
+          <w:sz w:val="21"/>
+        </w:rPr>
+        <w:t>【原因與排除】不會！系統已全面導入最新「日期 + 地點 + 槽號」防覆蓋檔名格式（例如：2026.8.20. 18P3B_E319_台積電槽車barcode三合一單.xlsx）。只要槽號或地點不同，即使在同一天內多次產出也會獨立存檔，徹底解決檔案覆蓋問題。</w:t>
       </w:r>
     </w:p>
     <w:sectPr>
@@ -2359,7 +1578,7 @@
     <w:rPr>
       <w:rFonts w:ascii="Microsoft JhengHei" w:hAnsi="Microsoft JhengHei"/>
       <w:color w:val="333333"/>
-      <w:sz w:val="20"/>
+      <w:sz w:val="22"/>
     </w:rPr>
   </w:style>
   <w:style w:type="paragraph" w:styleId="Header">
